--- a/lessons/8-4/downloads/reveal/8.4-session-1-practice-form-b.docx
+++ b/lessons/8-4/downloads/reveal/8.4-session-1-practice-form-b.docx
@@ -15,7 +15,7 @@
         <w:rPr>
           <w:rFonts w:ascii="Avenir Next" w:hAnsi="Avenir Next" w:cs="Avenir Next" w:eastAsia="Avenir Next"/>
           <w:color w:val="1A1A1A"/>
-          <w:sz w:val="20"/>
+          <w:sz w:val="22"/>
           <w:szCs w:val="20"/>
         </w:rPr>
         <w:t xml:space="preserve">Name</w:t>
@@ -33,7 +33,7 @@
         <w:rPr>
           <w:rFonts w:ascii="Avenir Next" w:hAnsi="Avenir Next" w:cs="Avenir Next" w:eastAsia="Avenir Next"/>
           <w:color w:val="1A1A1A"/>
-          <w:sz w:val="20"/>
+          <w:sz w:val="22"/>
           <w:szCs w:val="20"/>
         </w:rPr>
         <w:t xml:space="preserve">   Date</w:t>
@@ -51,7 +51,7 @@
         <w:rPr>
           <w:rFonts w:ascii="Avenir Next" w:hAnsi="Avenir Next" w:cs="Avenir Next" w:eastAsia="Avenir Next"/>
           <w:color w:val="1A1A1A"/>
-          <w:sz w:val="20"/>
+          <w:sz w:val="22"/>
           <w:szCs w:val="20"/>
         </w:rPr>
         <w:t xml:space="preserve">   Period</w:t>
@@ -78,7 +78,7 @@
           <w:caps/>
           <w:color w:val="003A70"/>
           <w:spacing w:val="12"/>
-          <w:sz w:val="19"/>
+          <w:sz w:val="22"/>
           <w:szCs w:val="19"/>
         </w:rPr>
         <w:t xml:space="preserve">Lesson 8-4  ·  Session 1  ·  Practice  ·  Form B</w:t>
@@ -86,6 +86,7 @@
     </w:p>
     <w:p>
       <w:pPr>
+        <w:pStyle w:val="Heading1"/>
         <w:keepNext/>
         <w:spacing w:before="0" w:after="10" w:line="240" w:lineRule="auto"/>
       </w:pPr>
@@ -111,7 +112,7 @@
         <w:rPr>
           <w:rFonts w:ascii="Avenir Next" w:hAnsi="Avenir Next" w:cs="Avenir Next" w:eastAsia="Avenir Next"/>
           <w:color w:val="5A5F66"/>
-          <w:sz w:val="17"/>
+          <w:sz w:val="22"/>
           <w:szCs w:val="17"/>
         </w:rPr>
         <w:t xml:space="preserve">Learning target — I can write an inequality that describes a constraint in a real situation.</w:t>
@@ -128,7 +129,7 @@
     </w:p>
     <w:p>
       <w:pPr>
-        <w:spacing w:before="0" w:after="0" w:line="60" w:lineRule="auto"/>
+        <w:spacing w:before="0" w:after="0" w:line="50" w:lineRule="exact"/>
       </w:pPr>
     </w:p>
     <w:tbl>
@@ -167,6 +168,7 @@
           </w:tcPr>
           <w:p>
             <w:pPr>
+              <w:pStyle w:val="Heading2"/>
               <w:spacing w:before="0" w:after="40" w:line="264" w:lineRule="auto"/>
             </w:pPr>
             <w:r>
@@ -194,54 +196,54 @@
                 <w:rFonts w:ascii="Avenir Next" w:hAnsi="Avenir Next" w:cs="Avenir Next" w:eastAsia="Avenir Next"/>
                 <w:b/>
                 <w:color w:val="003A70"/>
+                <w:sz w:val="22"/>
+                <w:szCs w:val="18"/>
+              </w:rPr>
+              <w:t xml:space="preserve">•</w:t>
+            </w:r>
+            <w:r>
+              <w:rPr>
+                <w:rFonts w:ascii="Avenir Next" w:hAnsi="Avenir Next" w:cs="Avenir Next" w:eastAsia="Avenir Next"/>
+                <w:color w:val="1A1A1A"/>
                 <w:sz w:val="18"/>
                 <w:szCs w:val="18"/>
               </w:rPr>
-              <w:t xml:space="preserve">•</w:t>
-            </w:r>
-            <w:r>
-              <w:rPr>
-                <w:rFonts w:ascii="Avenir Next" w:hAnsi="Avenir Next" w:cs="Avenir Next" w:eastAsia="Avenir Next"/>
-                <w:color w:val="1A1A1A"/>
-                <w:sz w:val="18"/>
+              <w:tab/>
+            </w:r>
+            <w:r>
+              <w:rPr>
+                <w:rFonts w:ascii="Avenir Next" w:hAnsi="Avenir Next" w:cs="Avenir Next" w:eastAsia="Avenir Next"/>
+                <w:b/>
+                <w:color w:val="1A1A1A"/>
+                <w:sz w:val="22"/>
                 <w:szCs w:val="18"/>
               </w:rPr>
-              <w:tab/>
-            </w:r>
-            <w:r>
-              <w:rPr>
-                <w:rFonts w:ascii="Avenir Next" w:hAnsi="Avenir Next" w:cs="Avenir Next" w:eastAsia="Avenir Next"/>
-                <w:b/>
-                <w:color w:val="1A1A1A"/>
-                <w:sz w:val="18"/>
+              <w:t xml:space="preserve">At least</w:t>
+            </w:r>
+            <w:r>
+              <w:rPr>
+                <w:rFonts w:ascii="Avenir Next" w:hAnsi="Avenir Next" w:cs="Avenir Next" w:eastAsia="Avenir Next"/>
+                <w:color w:val="1A1A1A"/>
+                <w:sz w:val="22"/>
                 <w:szCs w:val="18"/>
               </w:rPr>
-              <w:t xml:space="preserve">At least</w:t>
-            </w:r>
-            <w:r>
-              <w:rPr>
-                <w:rFonts w:ascii="Avenir Next" w:hAnsi="Avenir Next" w:cs="Avenir Next" w:eastAsia="Avenir Next"/>
-                <w:color w:val="1A1A1A"/>
-                <w:sz w:val="18"/>
+              <w:t xml:space="preserve"> = that number or more (≥). </w:t>
+            </w:r>
+            <w:r>
+              <w:rPr>
+                <w:rFonts w:ascii="Avenir Next" w:hAnsi="Avenir Next" w:cs="Avenir Next" w:eastAsia="Avenir Next"/>
+                <w:b/>
+                <w:color w:val="1A1A1A"/>
+                <w:sz w:val="22"/>
                 <w:szCs w:val="18"/>
               </w:rPr>
-              <w:t xml:space="preserve"> = that number or more (≥). </w:t>
-            </w:r>
-            <w:r>
-              <w:rPr>
-                <w:rFonts w:ascii="Avenir Next" w:hAnsi="Avenir Next" w:cs="Avenir Next" w:eastAsia="Avenir Next"/>
-                <w:b/>
-                <w:color w:val="1A1A1A"/>
-                <w:sz w:val="18"/>
-                <w:szCs w:val="18"/>
-              </w:rPr>
               <w:t xml:space="preserve">More than</w:t>
             </w:r>
             <w:r>
               <w:rPr>
                 <w:rFonts w:ascii="Avenir Next" w:hAnsi="Avenir Next" w:cs="Avenir Next" w:eastAsia="Avenir Next"/>
                 <w:color w:val="1A1A1A"/>
-                <w:sz w:val="18"/>
+                <w:sz w:val="22"/>
                 <w:szCs w:val="18"/>
               </w:rPr>
               <w:t xml:space="preserve"> = greater, not equal (&gt;).</w:t>
@@ -260,37 +262,56 @@
                 <w:rFonts w:ascii="Avenir Next" w:hAnsi="Avenir Next" w:cs="Avenir Next" w:eastAsia="Avenir Next"/>
                 <w:b/>
                 <w:color w:val="003A70"/>
+                <w:sz w:val="22"/>
+                <w:szCs w:val="18"/>
+              </w:rPr>
+              <w:t xml:space="preserve">•</w:t>
+            </w:r>
+            <w:r>
+              <w:rPr>
+                <w:rFonts w:ascii="Avenir Next" w:hAnsi="Avenir Next" w:cs="Avenir Next" w:eastAsia="Avenir Next"/>
+                <w:color w:val="1A1A1A"/>
                 <w:sz w:val="18"/>
                 <w:szCs w:val="18"/>
               </w:rPr>
-              <w:t xml:space="preserve">•</w:t>
-            </w:r>
-            <w:r>
-              <w:rPr>
-                <w:rFonts w:ascii="Avenir Next" w:hAnsi="Avenir Next" w:cs="Avenir Next" w:eastAsia="Avenir Next"/>
-                <w:color w:val="1A1A1A"/>
-                <w:sz w:val="18"/>
+              <w:tab/>
+            </w:r>
+            <w:r>
+              <w:rPr>
+                <w:rFonts w:ascii="Avenir Next" w:hAnsi="Avenir Next" w:cs="Avenir Next" w:eastAsia="Avenir Next"/>
+                <w:b/>
+                <w:color w:val="1A1A1A"/>
+                <w:sz w:val="22"/>
                 <w:szCs w:val="18"/>
               </w:rPr>
-              <w:tab/>
-            </w:r>
-            <w:r>
-              <w:rPr>
-                <w:rFonts w:ascii="Avenir Next" w:hAnsi="Avenir Next" w:cs="Avenir Next" w:eastAsia="Avenir Next"/>
-                <w:b/>
-                <w:color w:val="1A1A1A"/>
-                <w:sz w:val="18"/>
+              <w:t xml:space="preserve">At most</w:t>
+            </w:r>
+            <w:r>
+              <w:rPr>
+                <w:rFonts w:ascii="Avenir Next" w:hAnsi="Avenir Next" w:cs="Avenir Next" w:eastAsia="Avenir Next"/>
+                <w:color w:val="1A1A1A"/>
+                <w:sz w:val="22"/>
                 <w:szCs w:val="18"/>
               </w:rPr>
-              <w:t xml:space="preserve">At most</w:t>
-            </w:r>
-            <w:r>
-              <w:rPr>
-                <w:rFonts w:ascii="Avenir Next" w:hAnsi="Avenir Next" w:cs="Avenir Next" w:eastAsia="Avenir Next"/>
-                <w:color w:val="1A1A1A"/>
-                <w:sz w:val="18"/>
+              <w:t xml:space="preserve">, </w:t>
+            </w:r>
+            <w:r>
+              <w:rPr>
+                <w:rFonts w:ascii="Avenir Next" w:hAnsi="Avenir Next" w:cs="Avenir Next" w:eastAsia="Avenir Next"/>
+                <w:b/>
+                <w:color w:val="1A1A1A"/>
+                <w:sz w:val="22"/>
                 <w:szCs w:val="18"/>
               </w:rPr>
+              <w:t xml:space="preserve">no more than</w:t>
+            </w:r>
+            <w:r>
+              <w:rPr>
+                <w:rFonts w:ascii="Avenir Next" w:hAnsi="Avenir Next" w:cs="Avenir Next" w:eastAsia="Avenir Next"/>
+                <w:color w:val="1A1A1A"/>
+                <w:sz w:val="22"/>
+                <w:szCs w:val="18"/>
+              </w:rPr>
               <w:t xml:space="preserve">, </w:t>
             </w:r>
             <w:r>
@@ -298,18 +319,37 @@
                 <w:rFonts w:ascii="Avenir Next" w:hAnsi="Avenir Next" w:cs="Avenir Next" w:eastAsia="Avenir Next"/>
                 <w:b/>
                 <w:color w:val="1A1A1A"/>
-                <w:sz w:val="18"/>
+                <w:sz w:val="22"/>
                 <w:szCs w:val="18"/>
               </w:rPr>
-              <w:t xml:space="preserve">no more than</w:t>
-            </w:r>
-            <w:r>
-              <w:rPr>
-                <w:rFonts w:ascii="Avenir Next" w:hAnsi="Avenir Next" w:cs="Avenir Next" w:eastAsia="Avenir Next"/>
-                <w:color w:val="1A1A1A"/>
-                <w:sz w:val="18"/>
+              <w:t xml:space="preserve">maximum</w:t>
+            </w:r>
+            <w:r>
+              <w:rPr>
+                <w:rFonts w:ascii="Avenir Next" w:hAnsi="Avenir Next" w:cs="Avenir Next" w:eastAsia="Avenir Next"/>
+                <w:color w:val="1A1A1A"/>
+                <w:sz w:val="22"/>
                 <w:szCs w:val="18"/>
               </w:rPr>
+              <w:t xml:space="preserve"> = that number or less (≤). </w:t>
+            </w:r>
+            <w:r>
+              <w:rPr>
+                <w:rFonts w:ascii="Avenir Next" w:hAnsi="Avenir Next" w:cs="Avenir Next" w:eastAsia="Avenir Next"/>
+                <w:b/>
+                <w:color w:val="1A1A1A"/>
+                <w:sz w:val="22"/>
+                <w:szCs w:val="18"/>
+              </w:rPr>
+              <w:t xml:space="preserve">Less than</w:t>
+            </w:r>
+            <w:r>
+              <w:rPr>
+                <w:rFonts w:ascii="Avenir Next" w:hAnsi="Avenir Next" w:cs="Avenir Next" w:eastAsia="Avenir Next"/>
+                <w:color w:val="1A1A1A"/>
+                <w:sz w:val="22"/>
+                <w:szCs w:val="18"/>
+              </w:rPr>
               <w:t xml:space="preserve">, </w:t>
             </w:r>
             <w:r>
@@ -317,54 +357,16 @@
                 <w:rFonts w:ascii="Avenir Next" w:hAnsi="Avenir Next" w:cs="Avenir Next" w:eastAsia="Avenir Next"/>
                 <w:b/>
                 <w:color w:val="1A1A1A"/>
-                <w:sz w:val="18"/>
+                <w:sz w:val="22"/>
                 <w:szCs w:val="18"/>
               </w:rPr>
-              <w:t xml:space="preserve">maximum</w:t>
-            </w:r>
-            <w:r>
-              <w:rPr>
-                <w:rFonts w:ascii="Avenir Next" w:hAnsi="Avenir Next" w:cs="Avenir Next" w:eastAsia="Avenir Next"/>
-                <w:color w:val="1A1A1A"/>
-                <w:sz w:val="18"/>
-                <w:szCs w:val="18"/>
-              </w:rPr>
-              <w:t xml:space="preserve"> = that number or less (≤). </w:t>
-            </w:r>
-            <w:r>
-              <w:rPr>
-                <w:rFonts w:ascii="Avenir Next" w:hAnsi="Avenir Next" w:cs="Avenir Next" w:eastAsia="Avenir Next"/>
-                <w:b/>
-                <w:color w:val="1A1A1A"/>
-                <w:sz w:val="18"/>
-                <w:szCs w:val="18"/>
-              </w:rPr>
-              <w:t xml:space="preserve">Less than</w:t>
-            </w:r>
-            <w:r>
-              <w:rPr>
-                <w:rFonts w:ascii="Avenir Next" w:hAnsi="Avenir Next" w:cs="Avenir Next" w:eastAsia="Avenir Next"/>
-                <w:color w:val="1A1A1A"/>
-                <w:sz w:val="18"/>
-                <w:szCs w:val="18"/>
-              </w:rPr>
-              <w:t xml:space="preserve">, </w:t>
-            </w:r>
-            <w:r>
-              <w:rPr>
-                <w:rFonts w:ascii="Avenir Next" w:hAnsi="Avenir Next" w:cs="Avenir Next" w:eastAsia="Avenir Next"/>
-                <w:b/>
-                <w:color w:val="1A1A1A"/>
-                <w:sz w:val="18"/>
-                <w:szCs w:val="18"/>
-              </w:rPr>
               <w:t xml:space="preserve">fewer than</w:t>
             </w:r>
             <w:r>
               <w:rPr>
                 <w:rFonts w:ascii="Avenir Next" w:hAnsi="Avenir Next" w:cs="Avenir Next" w:eastAsia="Avenir Next"/>
                 <w:color w:val="1A1A1A"/>
-                <w:sz w:val="18"/>
+                <w:sz w:val="22"/>
                 <w:szCs w:val="18"/>
               </w:rPr>
               <w:t xml:space="preserve"> = &lt;.</w:t>
@@ -383,44 +385,44 @@
                 <w:rFonts w:ascii="Avenir Next" w:hAnsi="Avenir Next" w:cs="Avenir Next" w:eastAsia="Avenir Next"/>
                 <w:b/>
                 <w:color w:val="003A70"/>
+                <w:sz w:val="22"/>
+                <w:szCs w:val="18"/>
+              </w:rPr>
+              <w:t xml:space="preserve">•</w:t>
+            </w:r>
+            <w:r>
+              <w:rPr>
+                <w:rFonts w:ascii="Avenir Next" w:hAnsi="Avenir Next" w:cs="Avenir Next" w:eastAsia="Avenir Next"/>
+                <w:color w:val="1A1A1A"/>
                 <w:sz w:val="18"/>
                 <w:szCs w:val="18"/>
               </w:rPr>
-              <w:t xml:space="preserve">•</w:t>
-            </w:r>
-            <w:r>
-              <w:rPr>
-                <w:rFonts w:ascii="Avenir Next" w:hAnsi="Avenir Next" w:cs="Avenir Next" w:eastAsia="Avenir Next"/>
-                <w:color w:val="1A1A1A"/>
-                <w:sz w:val="18"/>
+              <w:tab/>
+            </w:r>
+            <w:r>
+              <w:rPr>
+                <w:rFonts w:ascii="Avenir Next" w:hAnsi="Avenir Next" w:cs="Avenir Next" w:eastAsia="Avenir Next"/>
+                <w:color w:val="1A1A1A"/>
+                <w:sz w:val="22"/>
                 <w:szCs w:val="18"/>
               </w:rPr>
-              <w:tab/>
-            </w:r>
-            <w:r>
-              <w:rPr>
-                <w:rFonts w:ascii="Avenir Next" w:hAnsi="Avenir Next" w:cs="Avenir Next" w:eastAsia="Avenir Next"/>
-                <w:color w:val="1A1A1A"/>
-                <w:sz w:val="18"/>
+              <w:t xml:space="preserve">Ask: is the boundary number </w:t>
+            </w:r>
+            <w:r>
+              <w:rPr>
+                <w:rFonts w:ascii="Avenir Next" w:hAnsi="Avenir Next" w:cs="Avenir Next" w:eastAsia="Avenir Next"/>
+                <w:b/>
+                <w:color w:val="1A1A1A"/>
+                <w:sz w:val="22"/>
                 <w:szCs w:val="18"/>
               </w:rPr>
-              <w:t xml:space="preserve">Ask: is the boundary number </w:t>
-            </w:r>
-            <w:r>
-              <w:rPr>
-                <w:rFonts w:ascii="Avenir Next" w:hAnsi="Avenir Next" w:cs="Avenir Next" w:eastAsia="Avenir Next"/>
-                <w:b/>
-                <w:color w:val="1A1A1A"/>
-                <w:sz w:val="18"/>
-                <w:szCs w:val="18"/>
-              </w:rPr>
               <w:t xml:space="preserve">allowed</w:t>
             </w:r>
             <w:r>
               <w:rPr>
                 <w:rFonts w:ascii="Avenir Next" w:hAnsi="Avenir Next" w:cs="Avenir Next" w:eastAsia="Avenir Next"/>
                 <w:color w:val="1A1A1A"/>
-                <w:sz w:val="18"/>
+                <w:sz w:val="22"/>
                 <w:szCs w:val="18"/>
               </w:rPr>
               <w:t xml:space="preserve">? Then choose the symbol.</w:t>
@@ -435,6 +437,7 @@
           </w:tcPr>
           <w:p>
             <w:pPr>
+              <w:pStyle w:val="Heading2"/>
               <w:spacing w:before="0" w:after="40" w:line="264" w:lineRule="auto"/>
             </w:pPr>
             <w:r>
@@ -457,7 +460,7 @@
               <w:rPr>
                 <w:rFonts w:ascii="Avenir Next" w:hAnsi="Avenir Next" w:cs="Avenir Next" w:eastAsia="Avenir Next"/>
                 <w:color w:val="1A1A1A"/>
-                <w:sz w:val="17"/>
+                <w:sz w:val="22"/>
                 <w:szCs w:val="17"/>
               </w:rPr>
               <w:t xml:space="preserve">A van can carry at most 8 riders. Write an inequality for </w:t>
@@ -467,7 +470,7 @@
                 <w:rFonts w:ascii="Avenir Next" w:hAnsi="Avenir Next" w:cs="Avenir Next" w:eastAsia="Avenir Next"/>
                 <w:i/>
                 <w:color w:val="1A1A1A"/>
-                <w:sz w:val="17"/>
+                <w:sz w:val="22"/>
                 <w:szCs w:val="17"/>
               </w:rPr>
               <w:t xml:space="preserve">r</w:t>
@@ -476,7 +479,7 @@
               <w:rPr>
                 <w:rFonts w:ascii="Avenir Next" w:hAnsi="Avenir Next" w:cs="Avenir Next" w:eastAsia="Avenir Next"/>
                 <w:color w:val="1A1A1A"/>
-                <w:sz w:val="17"/>
+                <w:sz w:val="22"/>
                 <w:szCs w:val="17"/>
               </w:rPr>
               <w:t xml:space="preserve">, the riders.</w:t>
@@ -495,25 +498,25 @@
                 <w:rFonts w:ascii="Avenir Next" w:hAnsi="Avenir Next" w:cs="Avenir Next" w:eastAsia="Avenir Next"/>
                 <w:b/>
                 <w:color w:val="003A70"/>
+                <w:sz w:val="22"/>
+                <w:szCs w:val="17"/>
+              </w:rPr>
+              <w:t xml:space="preserve">Step 1</w:t>
+            </w:r>
+            <w:r>
+              <w:rPr>
+                <w:rFonts w:ascii="Avenir Next" w:hAnsi="Avenir Next" w:cs="Avenir Next" w:eastAsia="Avenir Next"/>
+                <w:color w:val="1A1A1A"/>
                 <w:sz w:val="17"/>
                 <w:szCs w:val="17"/>
               </w:rPr>
-              <w:t xml:space="preserve">Step 1</w:t>
-            </w:r>
-            <w:r>
-              <w:rPr>
-                <w:rFonts w:ascii="Avenir Next" w:hAnsi="Avenir Next" w:cs="Avenir Next" w:eastAsia="Avenir Next"/>
-                <w:color w:val="1A1A1A"/>
-                <w:sz w:val="17"/>
-                <w:szCs w:val="17"/>
-              </w:rPr>
               <w:tab/>
             </w:r>
             <w:r>
               <w:rPr>
                 <w:rFonts w:ascii="Avenir Next" w:hAnsi="Avenir Next" w:cs="Avenir Next" w:eastAsia="Avenir Next"/>
                 <w:color w:val="1A1A1A"/>
-                <w:sz w:val="17"/>
+                <w:sz w:val="22"/>
                 <w:szCs w:val="17"/>
               </w:rPr>
               <w:t xml:space="preserve">Key words: “at most.” Is 8 allowed? Yes.</w:t>
@@ -532,44 +535,44 @@
                 <w:rFonts w:ascii="Avenir Next" w:hAnsi="Avenir Next" w:cs="Avenir Next" w:eastAsia="Avenir Next"/>
                 <w:b/>
                 <w:color w:val="003A70"/>
+                <w:sz w:val="22"/>
+                <w:szCs w:val="17"/>
+              </w:rPr>
+              <w:t xml:space="preserve">Step 2</w:t>
+            </w:r>
+            <w:r>
+              <w:rPr>
+                <w:rFonts w:ascii="Avenir Next" w:hAnsi="Avenir Next" w:cs="Avenir Next" w:eastAsia="Avenir Next"/>
+                <w:color w:val="1A1A1A"/>
                 <w:sz w:val="17"/>
                 <w:szCs w:val="17"/>
               </w:rPr>
-              <w:t xml:space="preserve">Step 2</w:t>
-            </w:r>
-            <w:r>
-              <w:rPr>
-                <w:rFonts w:ascii="Avenir Next" w:hAnsi="Avenir Next" w:cs="Avenir Next" w:eastAsia="Avenir Next"/>
-                <w:color w:val="1A1A1A"/>
-                <w:sz w:val="17"/>
+              <w:tab/>
+            </w:r>
+            <w:r>
+              <w:rPr>
+                <w:rFonts w:ascii="Avenir Next" w:hAnsi="Avenir Next" w:cs="Avenir Next" w:eastAsia="Avenir Next"/>
+                <w:color w:val="1A1A1A"/>
+                <w:sz w:val="22"/>
                 <w:szCs w:val="17"/>
               </w:rPr>
-              <w:tab/>
-            </w:r>
-            <w:r>
-              <w:rPr>
-                <w:rFonts w:ascii="Avenir Next" w:hAnsi="Avenir Next" w:cs="Avenir Next" w:eastAsia="Avenir Next"/>
-                <w:color w:val="1A1A1A"/>
-                <w:sz w:val="17"/>
+              <w:t xml:space="preserve">“At most” means less than or equal to: </w:t>
+            </w:r>
+            <w:r>
+              <w:rPr>
+                <w:rFonts w:ascii="Avenir Next" w:hAnsi="Avenir Next" w:cs="Avenir Next" w:eastAsia="Avenir Next"/>
+                <w:i/>
+                <w:color w:val="1A1A1A"/>
+                <w:sz w:val="22"/>
                 <w:szCs w:val="17"/>
               </w:rPr>
-              <w:t xml:space="preserve">“At most” means less than or equal to: </w:t>
-            </w:r>
-            <w:r>
-              <w:rPr>
-                <w:rFonts w:ascii="Avenir Next" w:hAnsi="Avenir Next" w:cs="Avenir Next" w:eastAsia="Avenir Next"/>
-                <w:i/>
-                <w:color w:val="1A1A1A"/>
-                <w:sz w:val="17"/>
-                <w:szCs w:val="17"/>
-              </w:rPr>
               <w:t xml:space="preserve">r</w:t>
             </w:r>
             <w:r>
               <w:rPr>
                 <w:rFonts w:ascii="Avenir Next" w:hAnsi="Avenir Next" w:cs="Avenir Next" w:eastAsia="Avenir Next"/>
                 <w:color w:val="1A1A1A"/>
-                <w:sz w:val="17"/>
+                <w:sz w:val="22"/>
                 <w:szCs w:val="17"/>
               </w:rPr>
               <w:t xml:space="preserve"> ≤ 8.</w:t>
@@ -588,25 +591,25 @@
                 <w:rFonts w:ascii="Avenir Next" w:hAnsi="Avenir Next" w:cs="Avenir Next" w:eastAsia="Avenir Next"/>
                 <w:b/>
                 <w:color w:val="003A70"/>
+                <w:sz w:val="22"/>
+                <w:szCs w:val="17"/>
+              </w:rPr>
+              <w:t xml:space="preserve">Step 3</w:t>
+            </w:r>
+            <w:r>
+              <w:rPr>
+                <w:rFonts w:ascii="Avenir Next" w:hAnsi="Avenir Next" w:cs="Avenir Next" w:eastAsia="Avenir Next"/>
+                <w:color w:val="1A1A1A"/>
                 <w:sz w:val="17"/>
                 <w:szCs w:val="17"/>
               </w:rPr>
-              <w:t xml:space="preserve">Step 3</w:t>
-            </w:r>
-            <w:r>
-              <w:rPr>
-                <w:rFonts w:ascii="Avenir Next" w:hAnsi="Avenir Next" w:cs="Avenir Next" w:eastAsia="Avenir Next"/>
-                <w:color w:val="1A1A1A"/>
-                <w:sz w:val="17"/>
-                <w:szCs w:val="17"/>
-              </w:rPr>
               <w:tab/>
             </w:r>
             <w:r>
               <w:rPr>
                 <w:rFonts w:ascii="Avenir Next" w:hAnsi="Avenir Next" w:cs="Avenir Next" w:eastAsia="Avenir Next"/>
                 <w:color w:val="1A1A1A"/>
-                <w:sz w:val="17"/>
+                <w:sz w:val="22"/>
                 <w:szCs w:val="17"/>
               </w:rPr>
               <w:t xml:space="preserve">Test: 8 works, 5 works, 9 does not.</w:t>
@@ -625,29 +628,29 @@
                 <w:rFonts w:ascii="Avenir Next" w:hAnsi="Avenir Next" w:cs="Avenir Next" w:eastAsia="Avenir Next"/>
                 <w:b/>
                 <w:color w:val="1A1A1A"/>
+                <w:sz w:val="22"/>
+                <w:szCs w:val="17"/>
+              </w:rPr>
+              <w:t xml:space="preserve">Answer</w:t>
+            </w:r>
+            <w:r>
+              <w:rPr>
+                <w:rFonts w:ascii="Avenir Next" w:hAnsi="Avenir Next" w:cs="Avenir Next" w:eastAsia="Avenir Next"/>
+                <w:color w:val="1A1A1A"/>
                 <w:sz w:val="17"/>
                 <w:szCs w:val="17"/>
               </w:rPr>
-              <w:t xml:space="preserve">Answer</w:t>
-            </w:r>
-            <w:r>
-              <w:rPr>
-                <w:rFonts w:ascii="Avenir Next" w:hAnsi="Avenir Next" w:cs="Avenir Next" w:eastAsia="Avenir Next"/>
-                <w:color w:val="1A1A1A"/>
-                <w:sz w:val="17"/>
+              <w:tab/>
+            </w:r>
+            <w:r>
+              <w:rPr>
+                <w:rFonts w:ascii="Avenir Next" w:hAnsi="Avenir Next" w:cs="Avenir Next" w:eastAsia="Avenir Next"/>
+                <w:b/>
+                <w:i/>
+                <w:color w:val="1A1A1A"/>
+                <w:sz w:val="22"/>
                 <w:szCs w:val="17"/>
               </w:rPr>
-              <w:tab/>
-            </w:r>
-            <w:r>
-              <w:rPr>
-                <w:rFonts w:ascii="Avenir Next" w:hAnsi="Avenir Next" w:cs="Avenir Next" w:eastAsia="Avenir Next"/>
-                <w:b/>
-                <w:i/>
-                <w:color w:val="1A1A1A"/>
-                <w:sz w:val="17"/>
-                <w:szCs w:val="17"/>
-              </w:rPr>
               <w:t xml:space="preserve">r</w:t>
             </w:r>
             <w:r>
@@ -655,7 +658,7 @@
                 <w:rFonts w:ascii="Avenir Next" w:hAnsi="Avenir Next" w:cs="Avenir Next" w:eastAsia="Avenir Next"/>
                 <w:b/>
                 <w:color w:val="1A1A1A"/>
-                <w:sz w:val="17"/>
+                <w:sz w:val="22"/>
                 <w:szCs w:val="17"/>
               </w:rPr>
               <w:t xml:space="preserve"> ≤ 8</w:t>
@@ -684,7 +687,7 @@
           <w:rFonts w:ascii="Avenir Next" w:hAnsi="Avenir Next" w:cs="Avenir Next" w:eastAsia="Avenir Next"/>
           <w:b/>
           <w:color w:val="1A1A1A"/>
-          <w:sz w:val="17"/>
+          <w:sz w:val="22"/>
           <w:szCs w:val="17"/>
         </w:rPr>
         <w:t xml:space="preserve">inequality</w:t>
@@ -694,7 +697,7 @@
           <w:rFonts w:ascii="Avenir Next" w:hAnsi="Avenir Next" w:cs="Avenir Next" w:eastAsia="Avenir Next"/>
           <w:i/>
           <w:color w:val="5A5F66"/>
-          <w:sz w:val="17"/>
+          <w:sz w:val="22"/>
           <w:szCs w:val="17"/>
         </w:rPr>
         <w:t xml:space="preserve"> (desigualdad)</w:t>
@@ -703,7 +706,7 @@
         <w:rPr>
           <w:rFonts w:ascii="Avenir Next" w:hAnsi="Avenir Next" w:cs="Avenir Next" w:eastAsia="Avenir Next"/>
           <w:color w:val="5A5F66"/>
-          <w:sz w:val="17"/>
+          <w:sz w:val="22"/>
           <w:szCs w:val="17"/>
         </w:rPr>
         <w:t xml:space="preserve">   ·   </w:t>
@@ -713,7 +716,7 @@
           <w:rFonts w:ascii="Avenir Next" w:hAnsi="Avenir Next" w:cs="Avenir Next" w:eastAsia="Avenir Next"/>
           <w:b/>
           <w:color w:val="1A1A1A"/>
-          <w:sz w:val="17"/>
+          <w:sz w:val="22"/>
           <w:szCs w:val="17"/>
         </w:rPr>
         <w:t xml:space="preserve">at least</w:t>
@@ -723,7 +726,7 @@
           <w:rFonts w:ascii="Avenir Next" w:hAnsi="Avenir Next" w:cs="Avenir Next" w:eastAsia="Avenir Next"/>
           <w:i/>
           <w:color w:val="5A5F66"/>
-          <w:sz w:val="17"/>
+          <w:sz w:val="22"/>
           <w:szCs w:val="17"/>
         </w:rPr>
         <w:t xml:space="preserve"> (al menos)</w:t>
@@ -732,7 +735,7 @@
         <w:rPr>
           <w:rFonts w:ascii="Avenir Next" w:hAnsi="Avenir Next" w:cs="Avenir Next" w:eastAsia="Avenir Next"/>
           <w:color w:val="5A5F66"/>
-          <w:sz w:val="17"/>
+          <w:sz w:val="22"/>
           <w:szCs w:val="17"/>
         </w:rPr>
         <w:t xml:space="preserve">   ·   </w:t>
@@ -742,7 +745,7 @@
           <w:rFonts w:ascii="Avenir Next" w:hAnsi="Avenir Next" w:cs="Avenir Next" w:eastAsia="Avenir Next"/>
           <w:b/>
           <w:color w:val="1A1A1A"/>
-          <w:sz w:val="17"/>
+          <w:sz w:val="22"/>
           <w:szCs w:val="17"/>
         </w:rPr>
         <w:t xml:space="preserve">constraint</w:t>
@@ -752,7 +755,7 @@
           <w:rFonts w:ascii="Avenir Next" w:hAnsi="Avenir Next" w:cs="Avenir Next" w:eastAsia="Avenir Next"/>
           <w:i/>
           <w:color w:val="5A5F66"/>
-          <w:sz w:val="17"/>
+          <w:sz w:val="22"/>
           <w:szCs w:val="17"/>
         </w:rPr>
         <w:t xml:space="preserve"> (restricción)</w:t>
@@ -760,6 +763,7 @@
     </w:p>
     <w:p>
       <w:pPr>
+        <w:pStyle w:val="Heading2"/>
         <w:keepNext/>
         <w:pBdr>
           <w:bottom w:val="single" w:sz="8" w:space="3" w:color="003A70"/>
@@ -775,7 +779,7 @@
           <w:b/>
           <w:color w:val="003A70"/>
           <w:spacing w:val="14"/>
-          <w:sz w:val="19"/>
+          <w:sz w:val="22"/>
           <w:szCs w:val="19"/>
         </w:rPr>
         <w:t xml:space="preserve">PRACTICE</w:t>
@@ -794,7 +798,7 @@
           <w:rFonts w:ascii="Avenir Next" w:hAnsi="Avenir Next" w:cs="Avenir Next" w:eastAsia="Avenir Next"/>
           <w:i/>
           <w:color w:val="5A5F66"/>
-          <w:sz w:val="17"/>
+          <w:sz w:val="22"/>
           <w:szCs w:val="17"/>
         </w:rPr>
         <w:t xml:space="preserve">show your work · label units</w:t>
@@ -802,7 +806,7 @@
     </w:p>
     <w:p>
       <w:pPr>
-        <w:spacing w:before="0" w:after="0" w:line="20" w:lineRule="exact"/>
+        <w:spacing w:before="0" w:after="0" w:line="50" w:lineRule="exact"/>
       </w:pPr>
     </w:p>
     <w:tbl>
@@ -852,25 +856,25 @@
                 <w:rFonts w:ascii="Avenir Next" w:hAnsi="Avenir Next" w:cs="Avenir Next" w:eastAsia="Avenir Next"/>
                 <w:b/>
                 <w:color w:val="1A1A1A"/>
+                <w:sz w:val="22"/>
+                <w:szCs w:val="20"/>
+              </w:rPr>
+              <w:t xml:space="preserve">1.</w:t>
+            </w:r>
+            <w:r>
+              <w:rPr>
+                <w:rFonts w:ascii="Avenir Next" w:hAnsi="Avenir Next" w:cs="Avenir Next" w:eastAsia="Avenir Next"/>
+                <w:color w:val="1A1A1A"/>
                 <w:sz w:val="20"/>
                 <w:szCs w:val="20"/>
               </w:rPr>
-              <w:t xml:space="preserve">1.</w:t>
-            </w:r>
-            <w:r>
-              <w:rPr>
-                <w:rFonts w:ascii="Avenir Next" w:hAnsi="Avenir Next" w:cs="Avenir Next" w:eastAsia="Avenir Next"/>
-                <w:color w:val="1A1A1A"/>
-                <w:sz w:val="20"/>
-                <w:szCs w:val="20"/>
-              </w:rPr>
               <w:tab/>
             </w:r>
             <w:r>
               <w:rPr>
                 <w:rFonts w:ascii="Avenir Next" w:hAnsi="Avenir Next" w:cs="Avenir Next" w:eastAsia="Avenir Next"/>
                 <w:color w:val="1A1A1A"/>
-                <w:sz w:val="20"/>
+                <w:sz w:val="22"/>
                 <w:szCs w:val="20"/>
               </w:rPr>
               <w:t xml:space="preserve">Write an inequality for each phrase. Use </w:t>
@@ -880,7 +884,7 @@
                 <w:rFonts w:ascii="Avenir Next" w:hAnsi="Avenir Next" w:cs="Avenir Next" w:eastAsia="Avenir Next"/>
                 <w:i/>
                 <w:color w:val="1A1A1A"/>
-                <w:sz w:val="20"/>
+                <w:sz w:val="22"/>
                 <w:szCs w:val="20"/>
               </w:rPr>
               <w:t xml:space="preserve">x</w:t>
@@ -889,7 +893,7 @@
               <w:rPr>
                 <w:rFonts w:ascii="Avenir Next" w:hAnsi="Avenir Next" w:cs="Avenir Next" w:eastAsia="Avenir Next"/>
                 <w:color w:val="1A1A1A"/>
-                <w:sz w:val="20"/>
+                <w:sz w:val="22"/>
                 <w:szCs w:val="20"/>
               </w:rPr>
               <w:t xml:space="preserve">.</w:t>
@@ -944,25 +948,25 @@
                       <w:rFonts w:ascii="Avenir Next" w:hAnsi="Avenir Next" w:cs="Avenir Next" w:eastAsia="Avenir Next"/>
                       <w:b/>
                       <w:color w:val="003A70"/>
+                      <w:sz w:val="22"/>
+                      <w:szCs w:val="20"/>
+                    </w:rPr>
+                    <w:t xml:space="preserve">a.</w:t>
+                  </w:r>
+                  <w:r>
+                    <w:rPr>
+                      <w:rFonts w:ascii="Avenir Next" w:hAnsi="Avenir Next" w:cs="Avenir Next" w:eastAsia="Avenir Next"/>
+                      <w:color w:val="1A1A1A"/>
                       <w:sz w:val="20"/>
                       <w:szCs w:val="20"/>
                     </w:rPr>
-                    <w:t xml:space="preserve">a.</w:t>
-                  </w:r>
-                  <w:r>
-                    <w:rPr>
-                      <w:rFonts w:ascii="Avenir Next" w:hAnsi="Avenir Next" w:cs="Avenir Next" w:eastAsia="Avenir Next"/>
-                      <w:color w:val="1A1A1A"/>
-                      <w:sz w:val="20"/>
-                      <w:szCs w:val="20"/>
-                    </w:rPr>
                     <w:tab/>
                   </w:r>
                   <w:r>
                     <w:rPr>
                       <w:rFonts w:ascii="Avenir Next" w:hAnsi="Avenir Next" w:cs="Avenir Next" w:eastAsia="Avenir Next"/>
                       <w:color w:val="1A1A1A"/>
-                      <w:sz w:val="20"/>
+                      <w:sz w:val="22"/>
                       <w:szCs w:val="20"/>
                     </w:rPr>
                     <w:t xml:space="preserve">at least 21</w:t>
@@ -1006,25 +1010,25 @@
                       <w:rFonts w:ascii="Avenir Next" w:hAnsi="Avenir Next" w:cs="Avenir Next" w:eastAsia="Avenir Next"/>
                       <w:b/>
                       <w:color w:val="003A70"/>
+                      <w:sz w:val="22"/>
+                      <w:szCs w:val="20"/>
+                    </w:rPr>
+                    <w:t xml:space="preserve">b.</w:t>
+                  </w:r>
+                  <w:r>
+                    <w:rPr>
+                      <w:rFonts w:ascii="Avenir Next" w:hAnsi="Avenir Next" w:cs="Avenir Next" w:eastAsia="Avenir Next"/>
+                      <w:color w:val="1A1A1A"/>
                       <w:sz w:val="20"/>
                       <w:szCs w:val="20"/>
                     </w:rPr>
-                    <w:t xml:space="preserve">b.</w:t>
-                  </w:r>
-                  <w:r>
-                    <w:rPr>
-                      <w:rFonts w:ascii="Avenir Next" w:hAnsi="Avenir Next" w:cs="Avenir Next" w:eastAsia="Avenir Next"/>
-                      <w:color w:val="1A1A1A"/>
-                      <w:sz w:val="20"/>
-                      <w:szCs w:val="20"/>
-                    </w:rPr>
                     <w:tab/>
                   </w:r>
                   <w:r>
                     <w:rPr>
                       <w:rFonts w:ascii="Avenir Next" w:hAnsi="Avenir Next" w:cs="Avenir Next" w:eastAsia="Avenir Next"/>
                       <w:color w:val="1A1A1A"/>
-                      <w:sz w:val="20"/>
+                      <w:sz w:val="22"/>
                       <w:szCs w:val="20"/>
                     </w:rPr>
                     <w:t xml:space="preserve">at most 6</w:t>
@@ -1074,25 +1078,25 @@
                       <w:rFonts w:ascii="Avenir Next" w:hAnsi="Avenir Next" w:cs="Avenir Next" w:eastAsia="Avenir Next"/>
                       <w:b/>
                       <w:color w:val="003A70"/>
+                      <w:sz w:val="22"/>
+                      <w:szCs w:val="20"/>
+                    </w:rPr>
+                    <w:t xml:space="preserve">c.</w:t>
+                  </w:r>
+                  <w:r>
+                    <w:rPr>
+                      <w:rFonts w:ascii="Avenir Next" w:hAnsi="Avenir Next" w:cs="Avenir Next" w:eastAsia="Avenir Next"/>
+                      <w:color w:val="1A1A1A"/>
                       <w:sz w:val="20"/>
                       <w:szCs w:val="20"/>
                     </w:rPr>
-                    <w:t xml:space="preserve">c.</w:t>
-                  </w:r>
-                  <w:r>
-                    <w:rPr>
-                      <w:rFonts w:ascii="Avenir Next" w:hAnsi="Avenir Next" w:cs="Avenir Next" w:eastAsia="Avenir Next"/>
-                      <w:color w:val="1A1A1A"/>
-                      <w:sz w:val="20"/>
-                      <w:szCs w:val="20"/>
-                    </w:rPr>
                     <w:tab/>
                   </w:r>
                   <w:r>
                     <w:rPr>
                       <w:rFonts w:ascii="Avenir Next" w:hAnsi="Avenir Next" w:cs="Avenir Next" w:eastAsia="Avenir Next"/>
                       <w:color w:val="1A1A1A"/>
-                      <w:sz w:val="20"/>
+                      <w:sz w:val="22"/>
                       <w:szCs w:val="20"/>
                     </w:rPr>
                     <w:t xml:space="preserve">more than 40</w:t>
@@ -1136,25 +1140,25 @@
                       <w:rFonts w:ascii="Avenir Next" w:hAnsi="Avenir Next" w:cs="Avenir Next" w:eastAsia="Avenir Next"/>
                       <w:b/>
                       <w:color w:val="003A70"/>
+                      <w:sz w:val="22"/>
+                      <w:szCs w:val="20"/>
+                    </w:rPr>
+                    <w:t xml:space="preserve">d.</w:t>
+                  </w:r>
+                  <w:r>
+                    <w:rPr>
+                      <w:rFonts w:ascii="Avenir Next" w:hAnsi="Avenir Next" w:cs="Avenir Next" w:eastAsia="Avenir Next"/>
+                      <w:color w:val="1A1A1A"/>
                       <w:sz w:val="20"/>
                       <w:szCs w:val="20"/>
                     </w:rPr>
-                    <w:t xml:space="preserve">d.</w:t>
-                  </w:r>
-                  <w:r>
-                    <w:rPr>
-                      <w:rFonts w:ascii="Avenir Next" w:hAnsi="Avenir Next" w:cs="Avenir Next" w:eastAsia="Avenir Next"/>
-                      <w:color w:val="1A1A1A"/>
-                      <w:sz w:val="20"/>
-                      <w:szCs w:val="20"/>
-                    </w:rPr>
                     <w:tab/>
                   </w:r>
                   <w:r>
                     <w:rPr>
                       <w:rFonts w:ascii="Avenir Next" w:hAnsi="Avenir Next" w:cs="Avenir Next" w:eastAsia="Avenir Next"/>
                       <w:color w:val="1A1A1A"/>
-                      <w:sz w:val="20"/>
+                      <w:sz w:val="22"/>
                       <w:szCs w:val="20"/>
                     </w:rPr>
                     <w:t xml:space="preserve">fewer than 10</w:t>
@@ -1204,25 +1208,25 @@
                       <w:rFonts w:ascii="Avenir Next" w:hAnsi="Avenir Next" w:cs="Avenir Next" w:eastAsia="Avenir Next"/>
                       <w:b/>
                       <w:color w:val="003A70"/>
+                      <w:sz w:val="22"/>
+                      <w:szCs w:val="20"/>
+                    </w:rPr>
+                    <w:t xml:space="preserve">e.</w:t>
+                  </w:r>
+                  <w:r>
+                    <w:rPr>
+                      <w:rFonts w:ascii="Avenir Next" w:hAnsi="Avenir Next" w:cs="Avenir Next" w:eastAsia="Avenir Next"/>
+                      <w:color w:val="1A1A1A"/>
                       <w:sz w:val="20"/>
                       <w:szCs w:val="20"/>
                     </w:rPr>
-                    <w:t xml:space="preserve">e.</w:t>
-                  </w:r>
-                  <w:r>
-                    <w:rPr>
-                      <w:rFonts w:ascii="Avenir Next" w:hAnsi="Avenir Next" w:cs="Avenir Next" w:eastAsia="Avenir Next"/>
-                      <w:color w:val="1A1A1A"/>
-                      <w:sz w:val="20"/>
-                      <w:szCs w:val="20"/>
-                    </w:rPr>
                     <w:tab/>
                   </w:r>
                   <w:r>
                     <w:rPr>
                       <w:rFonts w:ascii="Avenir Next" w:hAnsi="Avenir Next" w:cs="Avenir Next" w:eastAsia="Avenir Next"/>
                       <w:color w:val="1A1A1A"/>
-                      <w:sz w:val="20"/>
+                      <w:sz w:val="22"/>
                       <w:szCs w:val="20"/>
                     </w:rPr>
                     <w:t xml:space="preserve">no more than 50</w:t>
@@ -1266,25 +1270,25 @@
                       <w:rFonts w:ascii="Avenir Next" w:hAnsi="Avenir Next" w:cs="Avenir Next" w:eastAsia="Avenir Next"/>
                       <w:b/>
                       <w:color w:val="003A70"/>
+                      <w:sz w:val="22"/>
+                      <w:szCs w:val="20"/>
+                    </w:rPr>
+                    <w:t xml:space="preserve">f.</w:t>
+                  </w:r>
+                  <w:r>
+                    <w:rPr>
+                      <w:rFonts w:ascii="Avenir Next" w:hAnsi="Avenir Next" w:cs="Avenir Next" w:eastAsia="Avenir Next"/>
+                      <w:color w:val="1A1A1A"/>
                       <w:sz w:val="20"/>
                       <w:szCs w:val="20"/>
                     </w:rPr>
-                    <w:t xml:space="preserve">f.</w:t>
-                  </w:r>
-                  <w:r>
-                    <w:rPr>
-                      <w:rFonts w:ascii="Avenir Next" w:hAnsi="Avenir Next" w:cs="Avenir Next" w:eastAsia="Avenir Next"/>
-                      <w:color w:val="1A1A1A"/>
-                      <w:sz w:val="20"/>
-                      <w:szCs w:val="20"/>
-                    </w:rPr>
                     <w:tab/>
                   </w:r>
                   <w:r>
                     <w:rPr>
                       <w:rFonts w:ascii="Avenir Next" w:hAnsi="Avenir Next" w:cs="Avenir Next" w:eastAsia="Avenir Next"/>
                       <w:color w:val="1A1A1A"/>
-                      <w:sz w:val="20"/>
+                      <w:sz w:val="22"/>
                       <w:szCs w:val="20"/>
                     </w:rPr>
                     <w:t xml:space="preserve">a minimum of 3</w:t>
@@ -1314,7 +1318,7 @@
           </w:tbl>
           <w:p>
             <w:pPr>
-              <w:spacing w:before="0" w:after="0" w:line="24" w:lineRule="auto"/>
+              <w:spacing w:before="0" w:after="0" w:line="50" w:lineRule="exact"/>
             </w:pPr>
           </w:p>
         </w:tc>
@@ -1322,12 +1326,12 @@
     </w:tbl>
     <w:p>
       <w:pPr>
-        <w:spacing w:before="0" w:after="0" w:line="20" w:lineRule="exact"/>
+        <w:spacing w:before="0" w:after="0" w:line="50" w:lineRule="exact"/>
       </w:pPr>
     </w:p>
     <w:p>
       <w:pPr>
-        <w:spacing w:before="0" w:after="0" w:line="20" w:lineRule="exact"/>
+        <w:spacing w:before="0" w:after="0" w:line="50" w:lineRule="exact"/>
       </w:pPr>
     </w:p>
     <w:tbl>
@@ -1377,25 +1381,25 @@
                 <w:rFonts w:ascii="Avenir Next" w:hAnsi="Avenir Next" w:cs="Avenir Next" w:eastAsia="Avenir Next"/>
                 <w:b/>
                 <w:color w:val="1A1A1A"/>
+                <w:sz w:val="22"/>
+                <w:szCs w:val="20"/>
+              </w:rPr>
+              <w:t xml:space="preserve">2.</w:t>
+            </w:r>
+            <w:r>
+              <w:rPr>
+                <w:rFonts w:ascii="Avenir Next" w:hAnsi="Avenir Next" w:cs="Avenir Next" w:eastAsia="Avenir Next"/>
+                <w:color w:val="1A1A1A"/>
                 <w:sz w:val="20"/>
                 <w:szCs w:val="20"/>
               </w:rPr>
-              <w:t xml:space="preserve">2.</w:t>
-            </w:r>
-            <w:r>
-              <w:rPr>
-                <w:rFonts w:ascii="Avenir Next" w:hAnsi="Avenir Next" w:cs="Avenir Next" w:eastAsia="Avenir Next"/>
-                <w:color w:val="1A1A1A"/>
-                <w:sz w:val="20"/>
-                <w:szCs w:val="20"/>
-              </w:rPr>
               <w:tab/>
             </w:r>
             <w:r>
               <w:rPr>
                 <w:rFonts w:ascii="Avenir Next" w:hAnsi="Avenir Next" w:cs="Avenir Next" w:eastAsia="Avenir Next"/>
                 <w:color w:val="1A1A1A"/>
-                <w:sz w:val="20"/>
+                <w:sz w:val="22"/>
                 <w:szCs w:val="20"/>
               </w:rPr>
               <w:t xml:space="preserve">Write an inequality for each rule. Use the variable given.</w:t>
@@ -1448,7 +1452,7 @@
                       <w:rFonts w:ascii="Avenir Next" w:hAnsi="Avenir Next" w:cs="Avenir Next" w:eastAsia="Avenir Next"/>
                       <w:b/>
                       <w:color w:val="1A1A1A"/>
-                      <w:sz w:val="19"/>
+                      <w:sz w:val="22"/>
                       <w:szCs w:val="19"/>
                     </w:rPr>
                     <w:t xml:space="preserve">Rule</w:t>
@@ -1471,7 +1475,7 @@
                       <w:rFonts w:ascii="Avenir Next" w:hAnsi="Avenir Next" w:cs="Avenir Next" w:eastAsia="Avenir Next"/>
                       <w:b/>
                       <w:color w:val="1A1A1A"/>
-                      <w:sz w:val="19"/>
+                      <w:sz w:val="22"/>
                       <w:szCs w:val="19"/>
                     </w:rPr>
                     <w:t xml:space="preserve">Inequality</w:t>
@@ -1500,7 +1504,7 @@
                       <w:rFonts w:ascii="Avenir Next" w:hAnsi="Avenir Next" w:cs="Avenir Next" w:eastAsia="Avenir Next"/>
                       <w:b/>
                       <w:color w:val="1A1A1A"/>
-                      <w:sz w:val="19"/>
+                      <w:sz w:val="22"/>
                       <w:szCs w:val="19"/>
                     </w:rPr>
                     <w:t xml:space="preserve">A rider must be taller than 48 inches. (</w:t>
@@ -1511,7 +1515,7 @@
                       <w:b/>
                       <w:i/>
                       <w:color w:val="1A1A1A"/>
-                      <w:sz w:val="19"/>
+                      <w:sz w:val="22"/>
                       <w:szCs w:val="19"/>
                     </w:rPr>
                     <w:t xml:space="preserve">h</w:t>
@@ -1521,7 +1525,7 @@
                       <w:rFonts w:ascii="Avenir Next" w:hAnsi="Avenir Next" w:cs="Avenir Next" w:eastAsia="Avenir Next"/>
                       <w:b/>
                       <w:color w:val="1A1A1A"/>
-                      <w:sz w:val="19"/>
+                      <w:sz w:val="22"/>
                       <w:szCs w:val="19"/>
                     </w:rPr>
                     <w:t xml:space="preserve">)</w:t>
@@ -1535,7 +1539,7 @@
                 </w:tcPr>
                 <w:p>
                   <w:pPr>
-                    <w:spacing w:before="0" w:after="0" w:line="240" w:lineRule="auto"/>
+                    <w:spacing w:before="0" w:after="0" w:line="50" w:lineRule="exact"/>
                   </w:pPr>
                 </w:p>
               </w:tc>
@@ -1561,7 +1565,7 @@
                       <w:rFonts w:ascii="Avenir Next" w:hAnsi="Avenir Next" w:cs="Avenir Next" w:eastAsia="Avenir Next"/>
                       <w:b/>
                       <w:color w:val="1A1A1A"/>
-                      <w:sz w:val="19"/>
+                      <w:sz w:val="22"/>
                       <w:szCs w:val="19"/>
                     </w:rPr>
                     <w:t xml:space="preserve">A tent holds at most 6 campers. (</w:t>
@@ -1572,7 +1576,7 @@
                       <w:b/>
                       <w:i/>
                       <w:color w:val="1A1A1A"/>
-                      <w:sz w:val="19"/>
+                      <w:sz w:val="22"/>
                       <w:szCs w:val="19"/>
                     </w:rPr>
                     <w:t xml:space="preserve">c</w:t>
@@ -1582,7 +1586,7 @@
                       <w:rFonts w:ascii="Avenir Next" w:hAnsi="Avenir Next" w:cs="Avenir Next" w:eastAsia="Avenir Next"/>
                       <w:b/>
                       <w:color w:val="1A1A1A"/>
-                      <w:sz w:val="19"/>
+                      <w:sz w:val="22"/>
                       <w:szCs w:val="19"/>
                     </w:rPr>
                     <w:t xml:space="preserve">)</w:t>
@@ -1596,7 +1600,7 @@
                 </w:tcPr>
                 <w:p>
                   <w:pPr>
-                    <w:spacing w:before="0" w:after="0" w:line="240" w:lineRule="auto"/>
+                    <w:spacing w:before="0" w:after="0" w:line="50" w:lineRule="exact"/>
                   </w:pPr>
                 </w:p>
               </w:tc>
@@ -1622,7 +1626,7 @@
                       <w:rFonts w:ascii="Avenir Next" w:hAnsi="Avenir Next" w:cs="Avenir Next" w:eastAsia="Avenir Next"/>
                       <w:b/>
                       <w:color w:val="1A1A1A"/>
-                      <w:sz w:val="19"/>
+                      <w:sz w:val="22"/>
                       <w:szCs w:val="19"/>
                     </w:rPr>
                     <w:t xml:space="preserve">A club needs at least 10 members. (</w:t>
@@ -1633,7 +1637,7 @@
                       <w:b/>
                       <w:i/>
                       <w:color w:val="1A1A1A"/>
-                      <w:sz w:val="19"/>
+                      <w:sz w:val="22"/>
                       <w:szCs w:val="19"/>
                     </w:rPr>
                     <w:t xml:space="preserve">m</w:t>
@@ -1643,7 +1647,7 @@
                       <w:rFonts w:ascii="Avenir Next" w:hAnsi="Avenir Next" w:cs="Avenir Next" w:eastAsia="Avenir Next"/>
                       <w:b/>
                       <w:color w:val="1A1A1A"/>
-                      <w:sz w:val="19"/>
+                      <w:sz w:val="22"/>
                       <w:szCs w:val="19"/>
                     </w:rPr>
                     <w:t xml:space="preserve">)</w:t>
@@ -1657,7 +1661,7 @@
                 </w:tcPr>
                 <w:p>
                   <w:pPr>
-                    <w:spacing w:before="0" w:after="0" w:line="240" w:lineRule="auto"/>
+                    <w:spacing w:before="0" w:after="0" w:line="50" w:lineRule="exact"/>
                   </w:pPr>
                 </w:p>
               </w:tc>
@@ -1683,7 +1687,7 @@
                       <w:rFonts w:ascii="Avenir Next" w:hAnsi="Avenir Next" w:cs="Avenir Next" w:eastAsia="Avenir Next"/>
                       <w:b/>
                       <w:color w:val="1A1A1A"/>
-                      <w:sz w:val="19"/>
+                      <w:sz w:val="22"/>
                       <w:szCs w:val="19"/>
                     </w:rPr>
                     <w:t xml:space="preserve">A ride lasts less than 5 minutes. (</w:t>
@@ -1694,7 +1698,7 @@
                       <w:b/>
                       <w:i/>
                       <w:color w:val="1A1A1A"/>
-                      <w:sz w:val="19"/>
+                      <w:sz w:val="22"/>
                       <w:szCs w:val="19"/>
                     </w:rPr>
                     <w:t xml:space="preserve">t</w:t>
@@ -1704,7 +1708,7 @@
                       <w:rFonts w:ascii="Avenir Next" w:hAnsi="Avenir Next" w:cs="Avenir Next" w:eastAsia="Avenir Next"/>
                       <w:b/>
                       <w:color w:val="1A1A1A"/>
-                      <w:sz w:val="19"/>
+                      <w:sz w:val="22"/>
                       <w:szCs w:val="19"/>
                     </w:rPr>
                     <w:t xml:space="preserve">)</w:t>
@@ -1718,7 +1722,7 @@
                 </w:tcPr>
                 <w:p>
                   <w:pPr>
-                    <w:spacing w:before="0" w:after="0" w:line="240" w:lineRule="auto"/>
+                    <w:spacing w:before="0" w:after="0" w:line="50" w:lineRule="exact"/>
                   </w:pPr>
                 </w:p>
               </w:tc>
@@ -1726,7 +1730,7 @@
           </w:tbl>
           <w:p>
             <w:pPr>
-              <w:spacing w:before="0" w:after="0" w:line="24" w:lineRule="auto"/>
+              <w:spacing w:before="0" w:after="0" w:line="50" w:lineRule="exact"/>
             </w:pPr>
           </w:p>
         </w:tc>
@@ -1734,12 +1738,12 @@
     </w:tbl>
     <w:p>
       <w:pPr>
-        <w:spacing w:before="0" w:after="0" w:line="20" w:lineRule="exact"/>
+        <w:spacing w:before="0" w:after="0" w:line="50" w:lineRule="exact"/>
       </w:pPr>
     </w:p>
     <w:p>
       <w:pPr>
-        <w:spacing w:before="0" w:after="0" w:line="20" w:lineRule="exact"/>
+        <w:spacing w:before="0" w:after="0" w:line="50" w:lineRule="exact"/>
       </w:pPr>
     </w:p>
     <w:tbl>
@@ -1789,18 +1793,18 @@
                 <w:rFonts w:ascii="Avenir Next" w:hAnsi="Avenir Next" w:cs="Avenir Next" w:eastAsia="Avenir Next"/>
                 <w:b/>
                 <w:color w:val="1A1A1A"/>
+                <w:sz w:val="22"/>
+                <w:szCs w:val="20"/>
+              </w:rPr>
+              <w:t xml:space="preserve">3.</w:t>
+            </w:r>
+            <w:r>
+              <w:rPr>
+                <w:rFonts w:ascii="Avenir Next" w:hAnsi="Avenir Next" w:cs="Avenir Next" w:eastAsia="Avenir Next"/>
+                <w:color w:val="1A1A1A"/>
                 <w:sz w:val="20"/>
                 <w:szCs w:val="20"/>
               </w:rPr>
-              <w:t xml:space="preserve">3.</w:t>
-            </w:r>
-            <w:r>
-              <w:rPr>
-                <w:rFonts w:ascii="Avenir Next" w:hAnsi="Avenir Next" w:cs="Avenir Next" w:eastAsia="Avenir Next"/>
-                <w:color w:val="1A1A1A"/>
-                <w:sz w:val="20"/>
-                <w:szCs w:val="20"/>
-              </w:rPr>
               <w:tab/>
             </w:r>
             <w:r>
@@ -1808,7 +1812,7 @@
                 <w:rFonts w:ascii="Avenir Next" w:hAnsi="Avenir Next" w:cs="Avenir Next" w:eastAsia="Avenir Next"/>
                 <w:b/>
                 <w:color w:val="1A1A1A"/>
-                <w:sz w:val="20"/>
+                <w:sz w:val="22"/>
                 <w:szCs w:val="20"/>
               </w:rPr>
               <w:t xml:space="preserve">Ticket Sales Goal.  </w:t>
@@ -1817,7 +1821,7 @@
               <w:rPr>
                 <w:rFonts w:ascii="Avenir Next" w:hAnsi="Avenir Next" w:cs="Avenir Next" w:eastAsia="Avenir Next"/>
                 <w:color w:val="1A1A1A"/>
-                <w:sz w:val="20"/>
+                <w:sz w:val="22"/>
                 <w:szCs w:val="20"/>
               </w:rPr>
               <w:t xml:space="preserve">A club meets its goal when it sells at least 200 tickets. Write an inequality for </w:t>
@@ -1827,7 +1831,7 @@
                 <w:rFonts w:ascii="Avenir Next" w:hAnsi="Avenir Next" w:cs="Avenir Next" w:eastAsia="Avenir Next"/>
                 <w:i/>
                 <w:color w:val="1A1A1A"/>
-                <w:sz w:val="20"/>
+                <w:sz w:val="22"/>
                 <w:szCs w:val="20"/>
               </w:rPr>
               <w:t xml:space="preserve">t</w:t>
@@ -1836,7 +1840,7 @@
               <w:rPr>
                 <w:rFonts w:ascii="Avenir Next" w:hAnsi="Avenir Next" w:cs="Avenir Next" w:eastAsia="Avenir Next"/>
                 <w:color w:val="1A1A1A"/>
-                <w:sz w:val="20"/>
+                <w:sz w:val="22"/>
                 <w:szCs w:val="20"/>
               </w:rPr>
               <w:t xml:space="preserve">. Name two solutions.</w:t>
@@ -1853,7 +1857,7 @@
                 <w:rFonts w:ascii="Avenir Next" w:hAnsi="Avenir Next" w:cs="Avenir Next" w:eastAsia="Avenir Next"/>
                 <w:b/>
                 <w:color w:val="003A70"/>
-                <w:sz w:val="17"/>
+                <w:sz w:val="22"/>
                 <w:szCs w:val="17"/>
               </w:rPr>
               <w:t xml:space="preserve">Hint  </w:t>
@@ -1863,7 +1867,7 @@
                 <w:rFonts w:ascii="Avenir Next" w:hAnsi="Avenir Next" w:cs="Avenir Next" w:eastAsia="Avenir Next"/>
                 <w:i/>
                 <w:color w:val="5A5F66"/>
-                <w:sz w:val="17"/>
+                <w:sz w:val="22"/>
                 <w:szCs w:val="17"/>
               </w:rPr>
               <w:t xml:space="preserve">“At least” lets 200 count.</w:t>
@@ -1882,7 +1886,7 @@
                 <w:rFonts w:ascii="Avenir Next" w:hAnsi="Avenir Next" w:cs="Avenir Next" w:eastAsia="Avenir Next"/>
                 <w:b/>
                 <w:color w:val="1A1A1A"/>
-                <w:sz w:val="18"/>
+                <w:sz w:val="22"/>
                 <w:szCs w:val="18"/>
               </w:rPr>
               <w:t xml:space="preserve">Answer</w:t>
@@ -1902,12 +1906,12 @@
     </w:tbl>
     <w:p>
       <w:pPr>
-        <w:spacing w:before="0" w:after="0" w:line="20" w:lineRule="exact"/>
+        <w:spacing w:before="0" w:after="0" w:line="50" w:lineRule="exact"/>
       </w:pPr>
     </w:p>
     <w:p>
       <w:pPr>
-        <w:spacing w:before="0" w:after="0" w:line="20" w:lineRule="exact"/>
+        <w:spacing w:before="0" w:after="0" w:line="50" w:lineRule="exact"/>
       </w:pPr>
     </w:p>
     <w:tbl>
@@ -1958,18 +1962,18 @@
                 <w:rFonts w:ascii="Avenir Next" w:hAnsi="Avenir Next" w:cs="Avenir Next" w:eastAsia="Avenir Next"/>
                 <w:b/>
                 <w:color w:val="1A1A1A"/>
+                <w:sz w:val="22"/>
+                <w:szCs w:val="20"/>
+              </w:rPr>
+              <w:t xml:space="preserve">4.</w:t>
+            </w:r>
+            <w:r>
+              <w:rPr>
+                <w:rFonts w:ascii="Avenir Next" w:hAnsi="Avenir Next" w:cs="Avenir Next" w:eastAsia="Avenir Next"/>
+                <w:color w:val="1A1A1A"/>
                 <w:sz w:val="20"/>
                 <w:szCs w:val="20"/>
               </w:rPr>
-              <w:t xml:space="preserve">4.</w:t>
-            </w:r>
-            <w:r>
-              <w:rPr>
-                <w:rFonts w:ascii="Avenir Next" w:hAnsi="Avenir Next" w:cs="Avenir Next" w:eastAsia="Avenir Next"/>
-                <w:color w:val="1A1A1A"/>
-                <w:sz w:val="20"/>
-                <w:szCs w:val="20"/>
-              </w:rPr>
               <w:tab/>
             </w:r>
             <w:r>
@@ -1977,7 +1981,7 @@
                 <w:rFonts w:ascii="Avenir Next" w:hAnsi="Avenir Next" w:cs="Avenir Next" w:eastAsia="Avenir Next"/>
                 <w:b/>
                 <w:color w:val="1A1A1A"/>
-                <w:sz w:val="20"/>
+                <w:sz w:val="22"/>
                 <w:szCs w:val="20"/>
               </w:rPr>
               <w:t xml:space="preserve">Phone Storage.  </w:t>
@@ -1986,7 +1990,7 @@
               <w:rPr>
                 <w:rFonts w:ascii="Avenir Next" w:hAnsi="Avenir Next" w:cs="Avenir Next" w:eastAsia="Avenir Next"/>
                 <w:color w:val="1A1A1A"/>
-                <w:sz w:val="20"/>
+                <w:sz w:val="22"/>
                 <w:szCs w:val="20"/>
               </w:rPr>
               <w:t xml:space="preserve">A game needs more than 12 GB of free space. Write an inequality for </w:t>
@@ -1996,7 +2000,7 @@
                 <w:rFonts w:ascii="Avenir Next" w:hAnsi="Avenir Next" w:cs="Avenir Next" w:eastAsia="Avenir Next"/>
                 <w:i/>
                 <w:color w:val="1A1A1A"/>
-                <w:sz w:val="20"/>
+                <w:sz w:val="22"/>
                 <w:szCs w:val="20"/>
               </w:rPr>
               <w:t xml:space="preserve">g</w:t>
@@ -2005,7 +2009,7 @@
               <w:rPr>
                 <w:rFonts w:ascii="Avenir Next" w:hAnsi="Avenir Next" w:cs="Avenir Next" w:eastAsia="Avenir Next"/>
                 <w:color w:val="1A1A1A"/>
-                <w:sz w:val="20"/>
+                <w:sz w:val="22"/>
                 <w:szCs w:val="20"/>
               </w:rPr>
               <w:t xml:space="preserve">. Does exactly 12 GB work?</w:t>
@@ -2022,7 +2026,7 @@
                 <w:rFonts w:ascii="Avenir Next" w:hAnsi="Avenir Next" w:cs="Avenir Next" w:eastAsia="Avenir Next"/>
                 <w:b/>
                 <w:color w:val="003A70"/>
-                <w:sz w:val="17"/>
+                <w:sz w:val="22"/>
                 <w:szCs w:val="17"/>
               </w:rPr>
               <w:t xml:space="preserve">Hint  </w:t>
@@ -2032,7 +2036,7 @@
                 <w:rFonts w:ascii="Avenir Next" w:hAnsi="Avenir Next" w:cs="Avenir Next" w:eastAsia="Avenir Next"/>
                 <w:i/>
                 <w:color w:val="5A5F66"/>
-                <w:sz w:val="17"/>
+                <w:sz w:val="22"/>
                 <w:szCs w:val="17"/>
               </w:rPr>
               <w:t xml:space="preserve">Is 12 itself allowed?</w:t>
@@ -2040,7 +2044,7 @@
           </w:p>
           <w:p>
             <w:pPr>
-              <w:spacing w:before="0" w:after="0" w:line="60" w:lineRule="auto"/>
+              <w:spacing w:before="0" w:after="0" w:line="50" w:lineRule="exact"/>
             </w:pPr>
           </w:p>
           <w:tbl>
@@ -2109,7 +2113,7 @@
                 <w:rFonts w:ascii="Avenir Next" w:hAnsi="Avenir Next" w:cs="Avenir Next" w:eastAsia="Avenir Next"/>
                 <w:b/>
                 <w:color w:val="1A1A1A"/>
-                <w:sz w:val="18"/>
+                <w:sz w:val="22"/>
                 <w:szCs w:val="18"/>
               </w:rPr>
               <w:t xml:space="preserve">Answer</w:t>
@@ -2144,18 +2148,18 @@
                 <w:rFonts w:ascii="Avenir Next" w:hAnsi="Avenir Next" w:cs="Avenir Next" w:eastAsia="Avenir Next"/>
                 <w:b/>
                 <w:color w:val="1A1A1A"/>
+                <w:sz w:val="22"/>
+                <w:szCs w:val="20"/>
+              </w:rPr>
+              <w:t xml:space="preserve">5.</w:t>
+            </w:r>
+            <w:r>
+              <w:rPr>
+                <w:rFonts w:ascii="Avenir Next" w:hAnsi="Avenir Next" w:cs="Avenir Next" w:eastAsia="Avenir Next"/>
+                <w:color w:val="1A1A1A"/>
                 <w:sz w:val="20"/>
                 <w:szCs w:val="20"/>
               </w:rPr>
-              <w:t xml:space="preserve">5.</w:t>
-            </w:r>
-            <w:r>
-              <w:rPr>
-                <w:rFonts w:ascii="Avenir Next" w:hAnsi="Avenir Next" w:cs="Avenir Next" w:eastAsia="Avenir Next"/>
-                <w:color w:val="1A1A1A"/>
-                <w:sz w:val="20"/>
-                <w:szCs w:val="20"/>
-              </w:rPr>
               <w:tab/>
             </w:r>
             <w:r>
@@ -2163,7 +2167,7 @@
                 <w:rFonts w:ascii="Avenir Next" w:hAnsi="Avenir Next" w:cs="Avenir Next" w:eastAsia="Avenir Next"/>
                 <w:b/>
                 <w:color w:val="1A1A1A"/>
-                <w:sz w:val="20"/>
+                <w:sz w:val="22"/>
                 <w:szCs w:val="20"/>
               </w:rPr>
               <w:t xml:space="preserve">Trip Chaperones.  </w:t>
@@ -2172,7 +2176,7 @@
               <w:rPr>
                 <w:rFonts w:ascii="Avenir Next" w:hAnsi="Avenir Next" w:cs="Avenir Next" w:eastAsia="Avenir Next"/>
                 <w:color w:val="1A1A1A"/>
-                <w:sz w:val="20"/>
+                <w:sz w:val="22"/>
                 <w:szCs w:val="20"/>
               </w:rPr>
               <w:t xml:space="preserve">Every bus needs at least 5 chaperones. One bus has 4. Write an inequality for </w:t>
@@ -2182,7 +2186,7 @@
                 <w:rFonts w:ascii="Avenir Next" w:hAnsi="Avenir Next" w:cs="Avenir Next" w:eastAsia="Avenir Next"/>
                 <w:i/>
                 <w:color w:val="1A1A1A"/>
-                <w:sz w:val="20"/>
+                <w:sz w:val="22"/>
                 <w:szCs w:val="20"/>
               </w:rPr>
               <w:t xml:space="preserve">c</w:t>
@@ -2191,7 +2195,7 @@
               <w:rPr>
                 <w:rFonts w:ascii="Avenir Next" w:hAnsi="Avenir Next" w:cs="Avenir Next" w:eastAsia="Avenir Next"/>
                 <w:color w:val="1A1A1A"/>
-                <w:sz w:val="20"/>
+                <w:sz w:val="22"/>
                 <w:szCs w:val="20"/>
               </w:rPr>
               <w:t xml:space="preserve">. Does this bus meet the rule?</w:t>
@@ -2199,7 +2203,7 @@
           </w:p>
           <w:p>
             <w:pPr>
-              <w:spacing w:before="0" w:after="0" w:line="60" w:lineRule="auto"/>
+              <w:spacing w:before="0" w:after="0" w:line="50" w:lineRule="exact"/>
             </w:pPr>
           </w:p>
           <w:tbl>
@@ -2268,7 +2272,7 @@
                 <w:rFonts w:ascii="Avenir Next" w:hAnsi="Avenir Next" w:cs="Avenir Next" w:eastAsia="Avenir Next"/>
                 <w:b/>
                 <w:color w:val="1A1A1A"/>
-                <w:sz w:val="18"/>
+                <w:sz w:val="22"/>
                 <w:szCs w:val="18"/>
               </w:rPr>
               <w:t xml:space="preserve">Answer</w:t>
@@ -2288,12 +2292,12 @@
     </w:tbl>
     <w:p>
       <w:pPr>
-        <w:spacing w:before="0" w:after="0" w:line="20" w:lineRule="exact"/>
+        <w:spacing w:before="0" w:after="0" w:line="50" w:lineRule="exact"/>
       </w:pPr>
     </w:p>
     <w:p>
       <w:pPr>
-        <w:spacing w:before="0" w:after="0" w:line="20" w:lineRule="exact"/>
+        <w:spacing w:before="0" w:after="0" w:line="50" w:lineRule="exact"/>
       </w:pPr>
     </w:p>
     <w:tbl>
@@ -2343,18 +2347,18 @@
                 <w:rFonts w:ascii="Avenir Next" w:hAnsi="Avenir Next" w:cs="Avenir Next" w:eastAsia="Avenir Next"/>
                 <w:b/>
                 <w:color w:val="1A1A1A"/>
+                <w:sz w:val="22"/>
+                <w:szCs w:val="20"/>
+              </w:rPr>
+              <w:t xml:space="preserve">6.</w:t>
+            </w:r>
+            <w:r>
+              <w:rPr>
+                <w:rFonts w:ascii="Avenir Next" w:hAnsi="Avenir Next" w:cs="Avenir Next" w:eastAsia="Avenir Next"/>
+                <w:color w:val="1A1A1A"/>
                 <w:sz w:val="20"/>
                 <w:szCs w:val="20"/>
               </w:rPr>
-              <w:t xml:space="preserve">6.</w:t>
-            </w:r>
-            <w:r>
-              <w:rPr>
-                <w:rFonts w:ascii="Avenir Next" w:hAnsi="Avenir Next" w:cs="Avenir Next" w:eastAsia="Avenir Next"/>
-                <w:color w:val="1A1A1A"/>
-                <w:sz w:val="20"/>
-                <w:szCs w:val="20"/>
-              </w:rPr>
               <w:tab/>
             </w:r>
             <w:r>
@@ -2362,7 +2366,7 @@
                 <w:rFonts w:ascii="Avenir Next" w:hAnsi="Avenir Next" w:cs="Avenir Next" w:eastAsia="Avenir Next"/>
                 <w:b/>
                 <w:color w:val="1A1A1A"/>
-                <w:sz w:val="20"/>
+                <w:sz w:val="22"/>
                 <w:szCs w:val="20"/>
               </w:rPr>
               <w:t xml:space="preserve">Uniform Order.  </w:t>
@@ -2371,7 +2375,7 @@
               <w:rPr>
                 <w:rFonts w:ascii="Avenir Next" w:hAnsi="Avenir Next" w:cs="Avenir Next" w:eastAsia="Avenir Next"/>
                 <w:color w:val="1A1A1A"/>
-                <w:sz w:val="20"/>
+                <w:sz w:val="22"/>
                 <w:szCs w:val="20"/>
               </w:rPr>
               <w:t xml:space="preserve">A team gets a bulk price when it orders at least 30 shirts. Write an inequality for </w:t>
@@ -2381,7 +2385,7 @@
                 <w:rFonts w:ascii="Avenir Next" w:hAnsi="Avenir Next" w:cs="Avenir Next" w:eastAsia="Avenir Next"/>
                 <w:i/>
                 <w:color w:val="1A1A1A"/>
-                <w:sz w:val="20"/>
+                <w:sz w:val="22"/>
                 <w:szCs w:val="20"/>
               </w:rPr>
               <w:t xml:space="preserve">s</w:t>
@@ -2390,7 +2394,7 @@
               <w:rPr>
                 <w:rFonts w:ascii="Avenir Next" w:hAnsi="Avenir Next" w:cs="Avenir Next" w:eastAsia="Avenir Next"/>
                 <w:color w:val="1A1A1A"/>
-                <w:sz w:val="20"/>
+                <w:sz w:val="22"/>
                 <w:szCs w:val="20"/>
               </w:rPr>
               <w:t xml:space="preserve">. Name two solutions.</w:t>
@@ -2407,7 +2411,7 @@
                 <w:rFonts w:ascii="Avenir Next" w:hAnsi="Avenir Next" w:cs="Avenir Next" w:eastAsia="Avenir Next"/>
                 <w:b/>
                 <w:color w:val="003A70"/>
-                <w:sz w:val="17"/>
+                <w:sz w:val="22"/>
                 <w:szCs w:val="17"/>
               </w:rPr>
               <w:t xml:space="preserve">Hint  </w:t>
@@ -2417,7 +2421,7 @@
                 <w:rFonts w:ascii="Avenir Next" w:hAnsi="Avenir Next" w:cs="Avenir Next" w:eastAsia="Avenir Next"/>
                 <w:i/>
                 <w:color w:val="5A5F66"/>
-                <w:sz w:val="17"/>
+                <w:sz w:val="22"/>
                 <w:szCs w:val="17"/>
               </w:rPr>
               <w:t xml:space="preserve">Decide whether 30 counts before you pick a symbol.</w:t>
@@ -2436,7 +2440,7 @@
                 <w:rFonts w:ascii="Avenir Next" w:hAnsi="Avenir Next" w:cs="Avenir Next" w:eastAsia="Avenir Next"/>
                 <w:b/>
                 <w:color w:val="1A1A1A"/>
-                <w:sz w:val="18"/>
+                <w:sz w:val="22"/>
                 <w:szCs w:val="18"/>
               </w:rPr>
               <w:t xml:space="preserve">Answer</w:t>
@@ -2456,12 +2460,12 @@
     </w:tbl>
     <w:p>
       <w:pPr>
-        <w:spacing w:before="0" w:after="0" w:line="20" w:lineRule="exact"/>
+        <w:spacing w:before="0" w:after="0" w:line="50" w:lineRule="exact"/>
       </w:pPr>
     </w:p>
     <w:p>
       <w:pPr>
-        <w:spacing w:before="0" w:after="0" w:line="20" w:lineRule="exact"/>
+        <w:spacing w:before="0" w:after="0" w:line="50" w:lineRule="exact"/>
       </w:pPr>
     </w:p>
     <w:tbl>
@@ -2511,18 +2515,18 @@
                 <w:rFonts w:ascii="Avenir Next" w:hAnsi="Avenir Next" w:cs="Avenir Next" w:eastAsia="Avenir Next"/>
                 <w:b/>
                 <w:color w:val="1A1A1A"/>
+                <w:sz w:val="22"/>
+                <w:szCs w:val="20"/>
+              </w:rPr>
+              <w:t xml:space="preserve">7.</w:t>
+            </w:r>
+            <w:r>
+              <w:rPr>
+                <w:rFonts w:ascii="Avenir Next" w:hAnsi="Avenir Next" w:cs="Avenir Next" w:eastAsia="Avenir Next"/>
+                <w:color w:val="1A1A1A"/>
                 <w:sz w:val="20"/>
                 <w:szCs w:val="20"/>
               </w:rPr>
-              <w:t xml:space="preserve">7.</w:t>
-            </w:r>
-            <w:r>
-              <w:rPr>
-                <w:rFonts w:ascii="Avenir Next" w:hAnsi="Avenir Next" w:cs="Avenir Next" w:eastAsia="Avenir Next"/>
-                <w:color w:val="1A1A1A"/>
-                <w:sz w:val="20"/>
-                <w:szCs w:val="20"/>
-              </w:rPr>
               <w:tab/>
             </w:r>
             <w:r>
@@ -2530,7 +2534,7 @@
                 <w:rFonts w:ascii="Avenir Next" w:hAnsi="Avenir Next" w:cs="Avenir Next" w:eastAsia="Avenir Next"/>
                 <w:b/>
                 <w:color w:val="1A1A1A"/>
-                <w:sz w:val="20"/>
+                <w:sz w:val="22"/>
                 <w:szCs w:val="20"/>
               </w:rPr>
               <w:t xml:space="preserve">Read It Back.  </w:t>
@@ -2539,7 +2543,7 @@
               <w:rPr>
                 <w:rFonts w:ascii="Avenir Next" w:hAnsi="Avenir Next" w:cs="Avenir Next" w:eastAsia="Avenir Next"/>
                 <w:color w:val="1A1A1A"/>
-                <w:sz w:val="20"/>
+                <w:sz w:val="22"/>
                 <w:szCs w:val="20"/>
               </w:rPr>
               <w:t xml:space="preserve">An elevator sign reads “Maximum 15 passengers.”</w:t>
@@ -2556,7 +2560,7 @@
                 <w:rFonts w:ascii="Avenir Next" w:hAnsi="Avenir Next" w:cs="Avenir Next" w:eastAsia="Avenir Next"/>
                 <w:b/>
                 <w:color w:val="003A70"/>
-                <w:sz w:val="17"/>
+                <w:sz w:val="22"/>
                 <w:szCs w:val="17"/>
               </w:rPr>
               <w:t xml:space="preserve">Hint  </w:t>
@@ -2566,7 +2570,7 @@
                 <w:rFonts w:ascii="Avenir Next" w:hAnsi="Avenir Next" w:cs="Avenir Next" w:eastAsia="Avenir Next"/>
                 <w:i/>
                 <w:color w:val="5A5F66"/>
-                <w:sz w:val="17"/>
+                <w:sz w:val="22"/>
                 <w:szCs w:val="17"/>
               </w:rPr>
               <w:t xml:space="preserve">“Maximum” means at most.</w:t>
@@ -2586,25 +2590,25 @@
                 <w:rFonts w:ascii="Avenir Next" w:hAnsi="Avenir Next" w:cs="Avenir Next" w:eastAsia="Avenir Next"/>
                 <w:b/>
                 <w:color w:val="003A70"/>
+                <w:sz w:val="22"/>
+                <w:szCs w:val="20"/>
+              </w:rPr>
+              <w:t xml:space="preserve">a.</w:t>
+            </w:r>
+            <w:r>
+              <w:rPr>
+                <w:rFonts w:ascii="Avenir Next" w:hAnsi="Avenir Next" w:cs="Avenir Next" w:eastAsia="Avenir Next"/>
+                <w:color w:val="1A1A1A"/>
                 <w:sz w:val="20"/>
                 <w:szCs w:val="20"/>
               </w:rPr>
-              <w:t xml:space="preserve">a.</w:t>
-            </w:r>
-            <w:r>
-              <w:rPr>
-                <w:rFonts w:ascii="Avenir Next" w:hAnsi="Avenir Next" w:cs="Avenir Next" w:eastAsia="Avenir Next"/>
-                <w:color w:val="1A1A1A"/>
-                <w:sz w:val="20"/>
-                <w:szCs w:val="20"/>
-              </w:rPr>
               <w:tab/>
             </w:r>
             <w:r>
               <w:rPr>
                 <w:rFonts w:ascii="Avenir Next" w:hAnsi="Avenir Next" w:cs="Avenir Next" w:eastAsia="Avenir Next"/>
                 <w:color w:val="1A1A1A"/>
-                <w:sz w:val="20"/>
+                <w:sz w:val="22"/>
                 <w:szCs w:val="20"/>
               </w:rPr>
               <w:t xml:space="preserve">Write an inequality for </w:t>
@@ -2614,7 +2618,7 @@
                 <w:rFonts w:ascii="Avenir Next" w:hAnsi="Avenir Next" w:cs="Avenir Next" w:eastAsia="Avenir Next"/>
                 <w:i/>
                 <w:color w:val="1A1A1A"/>
-                <w:sz w:val="20"/>
+                <w:sz w:val="22"/>
                 <w:szCs w:val="20"/>
               </w:rPr>
               <w:t xml:space="preserve">p</w:t>
@@ -2623,7 +2627,7 @@
               <w:rPr>
                 <w:rFonts w:ascii="Avenir Next" w:hAnsi="Avenir Next" w:cs="Avenir Next" w:eastAsia="Avenir Next"/>
                 <w:color w:val="1A1A1A"/>
-                <w:sz w:val="20"/>
+                <w:sz w:val="22"/>
                 <w:szCs w:val="20"/>
               </w:rPr>
               <w:t xml:space="preserve">, the passengers.</w:t>
@@ -2662,25 +2666,25 @@
                 <w:rFonts w:ascii="Avenir Next" w:hAnsi="Avenir Next" w:cs="Avenir Next" w:eastAsia="Avenir Next"/>
                 <w:b/>
                 <w:color w:val="003A70"/>
+                <w:sz w:val="22"/>
+                <w:szCs w:val="20"/>
+              </w:rPr>
+              <w:t xml:space="preserve">b.</w:t>
+            </w:r>
+            <w:r>
+              <w:rPr>
+                <w:rFonts w:ascii="Avenir Next" w:hAnsi="Avenir Next" w:cs="Avenir Next" w:eastAsia="Avenir Next"/>
+                <w:color w:val="1A1A1A"/>
                 <w:sz w:val="20"/>
                 <w:szCs w:val="20"/>
               </w:rPr>
-              <w:t xml:space="preserve">b.</w:t>
-            </w:r>
-            <w:r>
-              <w:rPr>
-                <w:rFonts w:ascii="Avenir Next" w:hAnsi="Avenir Next" w:cs="Avenir Next" w:eastAsia="Avenir Next"/>
-                <w:color w:val="1A1A1A"/>
-                <w:sz w:val="20"/>
-                <w:szCs w:val="20"/>
-              </w:rPr>
               <w:tab/>
             </w:r>
             <w:r>
               <w:rPr>
                 <w:rFonts w:ascii="Avenir Next" w:hAnsi="Avenir Next" w:cs="Avenir Next" w:eastAsia="Avenir Next"/>
                 <w:color w:val="1A1A1A"/>
-                <w:sz w:val="20"/>
+                <w:sz w:val="22"/>
                 <w:szCs w:val="20"/>
               </w:rPr>
               <w:t xml:space="preserve">Are 15 passengers allowed? Explain.</w:t>
@@ -2710,12 +2714,12 @@
     </w:tbl>
     <w:p>
       <w:pPr>
-        <w:spacing w:before="0" w:after="0" w:line="20" w:lineRule="exact"/>
+        <w:spacing w:before="0" w:after="0" w:line="50" w:lineRule="exact"/>
       </w:pPr>
     </w:p>
     <w:p>
       <w:pPr>
-        <w:spacing w:before="0" w:after="0" w:line="20" w:lineRule="exact"/>
+        <w:spacing w:before="0" w:after="0" w:line="50" w:lineRule="exact"/>
       </w:pPr>
     </w:p>
     <w:tbl>
@@ -2765,18 +2769,18 @@
                 <w:rFonts w:ascii="Avenir Next" w:hAnsi="Avenir Next" w:cs="Avenir Next" w:eastAsia="Avenir Next"/>
                 <w:b/>
                 <w:color w:val="1A1A1A"/>
+                <w:sz w:val="22"/>
+                <w:szCs w:val="20"/>
+              </w:rPr>
+              <w:t xml:space="preserve">8.</w:t>
+            </w:r>
+            <w:r>
+              <w:rPr>
+                <w:rFonts w:ascii="Avenir Next" w:hAnsi="Avenir Next" w:cs="Avenir Next" w:eastAsia="Avenir Next"/>
+                <w:color w:val="1A1A1A"/>
                 <w:sz w:val="20"/>
                 <w:szCs w:val="20"/>
               </w:rPr>
-              <w:t xml:space="preserve">8.</w:t>
-            </w:r>
-            <w:r>
-              <w:rPr>
-                <w:rFonts w:ascii="Avenir Next" w:hAnsi="Avenir Next" w:cs="Avenir Next" w:eastAsia="Avenir Next"/>
-                <w:color w:val="1A1A1A"/>
-                <w:sz w:val="20"/>
-                <w:szCs w:val="20"/>
-              </w:rPr>
               <w:tab/>
             </w:r>
             <w:r>
@@ -2784,7 +2788,7 @@
                 <w:rFonts w:ascii="Avenir Next" w:hAnsi="Avenir Next" w:cs="Avenir Next" w:eastAsia="Avenir Next"/>
                 <w:b/>
                 <w:color w:val="1A1A1A"/>
-                <w:sz w:val="20"/>
+                <w:sz w:val="22"/>
                 <w:szCs w:val="20"/>
               </w:rPr>
               <w:t xml:space="preserve">Ride Rules.  </w:t>
@@ -2793,7 +2797,7 @@
               <w:rPr>
                 <w:rFonts w:ascii="Avenir Next" w:hAnsi="Avenir Next" w:cs="Avenir Next" w:eastAsia="Avenir Next"/>
                 <w:color w:val="1A1A1A"/>
-                <w:sz w:val="20"/>
+                <w:sz w:val="22"/>
                 <w:szCs w:val="20"/>
               </w:rPr>
               <w:t xml:space="preserve">Riders must be at least 44 inches tall and no taller than 78 inches. Let </w:t>
@@ -2803,7 +2807,7 @@
                 <w:rFonts w:ascii="Avenir Next" w:hAnsi="Avenir Next" w:cs="Avenir Next" w:eastAsia="Avenir Next"/>
                 <w:i/>
                 <w:color w:val="1A1A1A"/>
-                <w:sz w:val="20"/>
+                <w:sz w:val="22"/>
                 <w:szCs w:val="20"/>
               </w:rPr>
               <w:t xml:space="preserve">h</w:t>
@@ -2812,7 +2816,7 @@
               <w:rPr>
                 <w:rFonts w:ascii="Avenir Next" w:hAnsi="Avenir Next" w:cs="Avenir Next" w:eastAsia="Avenir Next"/>
                 <w:color w:val="1A1A1A"/>
-                <w:sz w:val="20"/>
+                <w:sz w:val="22"/>
                 <w:szCs w:val="20"/>
               </w:rPr>
               <w:t xml:space="preserve"> = height in inches.</w:t>
@@ -2832,25 +2836,25 @@
                 <w:rFonts w:ascii="Avenir Next" w:hAnsi="Avenir Next" w:cs="Avenir Next" w:eastAsia="Avenir Next"/>
                 <w:b/>
                 <w:color w:val="003A70"/>
+                <w:sz w:val="22"/>
+                <w:szCs w:val="20"/>
+              </w:rPr>
+              <w:t xml:space="preserve">a.</w:t>
+            </w:r>
+            <w:r>
+              <w:rPr>
+                <w:rFonts w:ascii="Avenir Next" w:hAnsi="Avenir Next" w:cs="Avenir Next" w:eastAsia="Avenir Next"/>
+                <w:color w:val="1A1A1A"/>
                 <w:sz w:val="20"/>
                 <w:szCs w:val="20"/>
               </w:rPr>
-              <w:t xml:space="preserve">a.</w:t>
-            </w:r>
-            <w:r>
-              <w:rPr>
-                <w:rFonts w:ascii="Avenir Next" w:hAnsi="Avenir Next" w:cs="Avenir Next" w:eastAsia="Avenir Next"/>
-                <w:color w:val="1A1A1A"/>
-                <w:sz w:val="20"/>
-                <w:szCs w:val="20"/>
-              </w:rPr>
               <w:tab/>
             </w:r>
             <w:r>
               <w:rPr>
                 <w:rFonts w:ascii="Avenir Next" w:hAnsi="Avenir Next" w:cs="Avenir Next" w:eastAsia="Avenir Next"/>
                 <w:color w:val="1A1A1A"/>
-                <w:sz w:val="20"/>
+                <w:sz w:val="22"/>
                 <w:szCs w:val="20"/>
               </w:rPr>
               <w:t xml:space="preserve">Write an inequality for the lower limit.</w:t>
@@ -2889,25 +2893,25 @@
                 <w:rFonts w:ascii="Avenir Next" w:hAnsi="Avenir Next" w:cs="Avenir Next" w:eastAsia="Avenir Next"/>
                 <w:b/>
                 <w:color w:val="003A70"/>
+                <w:sz w:val="22"/>
+                <w:szCs w:val="20"/>
+              </w:rPr>
+              <w:t xml:space="preserve">b.</w:t>
+            </w:r>
+            <w:r>
+              <w:rPr>
+                <w:rFonts w:ascii="Avenir Next" w:hAnsi="Avenir Next" w:cs="Avenir Next" w:eastAsia="Avenir Next"/>
+                <w:color w:val="1A1A1A"/>
                 <w:sz w:val="20"/>
                 <w:szCs w:val="20"/>
               </w:rPr>
-              <w:t xml:space="preserve">b.</w:t>
-            </w:r>
-            <w:r>
-              <w:rPr>
-                <w:rFonts w:ascii="Avenir Next" w:hAnsi="Avenir Next" w:cs="Avenir Next" w:eastAsia="Avenir Next"/>
-                <w:color w:val="1A1A1A"/>
-                <w:sz w:val="20"/>
-                <w:szCs w:val="20"/>
-              </w:rPr>
               <w:tab/>
             </w:r>
             <w:r>
               <w:rPr>
                 <w:rFonts w:ascii="Avenir Next" w:hAnsi="Avenir Next" w:cs="Avenir Next" w:eastAsia="Avenir Next"/>
                 <w:color w:val="1A1A1A"/>
-                <w:sz w:val="20"/>
+                <w:sz w:val="22"/>
                 <w:szCs w:val="20"/>
               </w:rPr>
               <w:t xml:space="preserve">Write an inequality for the upper limit.</w:t>
@@ -2946,25 +2950,25 @@
                 <w:rFonts w:ascii="Avenir Next" w:hAnsi="Avenir Next" w:cs="Avenir Next" w:eastAsia="Avenir Next"/>
                 <w:b/>
                 <w:color w:val="003A70"/>
+                <w:sz w:val="22"/>
+                <w:szCs w:val="20"/>
+              </w:rPr>
+              <w:t xml:space="preserve">c.</w:t>
+            </w:r>
+            <w:r>
+              <w:rPr>
+                <w:rFonts w:ascii="Avenir Next" w:hAnsi="Avenir Next" w:cs="Avenir Next" w:eastAsia="Avenir Next"/>
+                <w:color w:val="1A1A1A"/>
                 <w:sz w:val="20"/>
                 <w:szCs w:val="20"/>
               </w:rPr>
-              <w:t xml:space="preserve">c.</w:t>
-            </w:r>
-            <w:r>
-              <w:rPr>
-                <w:rFonts w:ascii="Avenir Next" w:hAnsi="Avenir Next" w:cs="Avenir Next" w:eastAsia="Avenir Next"/>
-                <w:color w:val="1A1A1A"/>
-                <w:sz w:val="20"/>
-                <w:szCs w:val="20"/>
-              </w:rPr>
               <w:tab/>
             </w:r>
             <w:r>
               <w:rPr>
                 <w:rFonts w:ascii="Avenir Next" w:hAnsi="Avenir Next" w:cs="Avenir Next" w:eastAsia="Avenir Next"/>
                 <w:color w:val="1A1A1A"/>
-                <w:sz w:val="20"/>
+                <w:sz w:val="22"/>
                 <w:szCs w:val="20"/>
               </w:rPr>
               <w:t xml:space="preserve">Name two heights that fit both rules and one that does not.</w:t>
@@ -2994,11 +2998,12 @@
     </w:tbl>
     <w:p>
       <w:pPr>
-        <w:spacing w:before="0" w:after="0" w:line="20" w:lineRule="exact"/>
+        <w:spacing w:before="0" w:after="0" w:line="50" w:lineRule="exact"/>
       </w:pPr>
     </w:p>
     <w:p>
       <w:pPr>
+        <w:pStyle w:val="Heading2"/>
         <w:keepNext/>
         <w:pBdr>
           <w:bottom w:val="single" w:sz="8" w:space="3" w:color="003A70"/>
@@ -3014,7 +3019,7 @@
           <w:b/>
           <w:color w:val="003A70"/>
           <w:spacing w:val="14"/>
-          <w:sz w:val="19"/>
+          <w:sz w:val="22"/>
           <w:szCs w:val="19"/>
         </w:rPr>
         <w:t xml:space="preserve">FIND THE ERROR</w:t>
@@ -3033,7 +3038,7 @@
           <w:rFonts w:ascii="Avenir Next" w:hAnsi="Avenir Next" w:cs="Avenir Next" w:eastAsia="Avenir Next"/>
           <w:i/>
           <w:color w:val="5A5F66"/>
-          <w:sz w:val="17"/>
+          <w:sz w:val="22"/>
           <w:szCs w:val="17"/>
         </w:rPr>
         <w:t xml:space="preserve">explain the mistake, then fix it</w:t>
@@ -3041,7 +3046,7 @@
     </w:p>
     <w:p>
       <w:pPr>
-        <w:spacing w:before="0" w:after="0" w:line="20" w:lineRule="exact"/>
+        <w:spacing w:before="0" w:after="0" w:line="50" w:lineRule="exact"/>
       </w:pPr>
     </w:p>
     <w:tbl>
@@ -3091,18 +3096,18 @@
                 <w:rFonts w:ascii="Avenir Next" w:hAnsi="Avenir Next" w:cs="Avenir Next" w:eastAsia="Avenir Next"/>
                 <w:b/>
                 <w:color w:val="1A1A1A"/>
+                <w:sz w:val="22"/>
+                <w:szCs w:val="20"/>
+              </w:rPr>
+              <w:t xml:space="preserve">9.</w:t>
+            </w:r>
+            <w:r>
+              <w:rPr>
+                <w:rFonts w:ascii="Avenir Next" w:hAnsi="Avenir Next" w:cs="Avenir Next" w:eastAsia="Avenir Next"/>
+                <w:color w:val="1A1A1A"/>
                 <w:sz w:val="20"/>
                 <w:szCs w:val="20"/>
               </w:rPr>
-              <w:t xml:space="preserve">9.</w:t>
-            </w:r>
-            <w:r>
-              <w:rPr>
-                <w:rFonts w:ascii="Avenir Next" w:hAnsi="Avenir Next" w:cs="Avenir Next" w:eastAsia="Avenir Next"/>
-                <w:color w:val="1A1A1A"/>
-                <w:sz w:val="20"/>
-                <w:szCs w:val="20"/>
-              </w:rPr>
               <w:tab/>
             </w:r>
             <w:r>
@@ -3110,7 +3115,7 @@
                 <w:rFonts w:ascii="Avenir Next" w:hAnsi="Avenir Next" w:cs="Avenir Next" w:eastAsia="Avenir Next"/>
                 <w:b/>
                 <w:color w:val="1A1A1A"/>
-                <w:sz w:val="20"/>
+                <w:sz w:val="22"/>
                 <w:szCs w:val="20"/>
               </w:rPr>
               <w:t xml:space="preserve">Jaden’s Work.  </w:t>
@@ -3119,7 +3124,7 @@
               <w:rPr>
                 <w:rFonts w:ascii="Avenir Next" w:hAnsi="Avenir Next" w:cs="Avenir Next" w:eastAsia="Avenir Next"/>
                 <w:color w:val="1A1A1A"/>
-                <w:sz w:val="20"/>
+                <w:sz w:val="22"/>
                 <w:szCs w:val="20"/>
               </w:rPr>
               <w:t xml:space="preserve">A class wins a prize when it collects more than 300 cans. Jaden wrote </w:t>
@@ -3129,7 +3134,7 @@
                 <w:rFonts w:ascii="Avenir Next" w:hAnsi="Avenir Next" w:cs="Avenir Next" w:eastAsia="Avenir Next"/>
                 <w:i/>
                 <w:color w:val="1A1A1A"/>
-                <w:sz w:val="20"/>
+                <w:sz w:val="22"/>
                 <w:szCs w:val="20"/>
               </w:rPr>
               <w:t xml:space="preserve">c</w:t>
@@ -3138,7 +3143,7 @@
               <w:rPr>
                 <w:rFonts w:ascii="Avenir Next" w:hAnsi="Avenir Next" w:cs="Avenir Next" w:eastAsia="Avenir Next"/>
                 <w:color w:val="1A1A1A"/>
-                <w:sz w:val="20"/>
+                <w:sz w:val="22"/>
                 <w:szCs w:val="20"/>
               </w:rPr>
               <w:t xml:space="preserve"> ≥ 300 for the winning totals. Explain his mistake. Write the correct inequality.</w:t>
@@ -3184,7 +3189,7 @@
                 </w:tcPr>
                 <w:p>
                   <w:pPr>
-                    <w:spacing w:before="0" w:after="0" w:line="240" w:lineRule="auto"/>
+                    <w:spacing w:before="0" w:after="0" w:line="50" w:lineRule="exact"/>
                   </w:pPr>
                 </w:p>
               </w:tc>
@@ -3204,7 +3209,7 @@
                 </w:tcPr>
                 <w:p>
                   <w:pPr>
-                    <w:spacing w:before="0" w:after="0" w:line="240" w:lineRule="auto"/>
+                    <w:spacing w:before="0" w:after="0" w:line="50" w:lineRule="exact"/>
                   </w:pPr>
                 </w:p>
               </w:tc>
@@ -3224,7 +3229,7 @@
                 </w:tcPr>
                 <w:p>
                   <w:pPr>
-                    <w:spacing w:before="0" w:after="0" w:line="240" w:lineRule="auto"/>
+                    <w:spacing w:before="0" w:after="0" w:line="50" w:lineRule="exact"/>
                   </w:pPr>
                 </w:p>
               </w:tc>
@@ -3232,7 +3237,7 @@
           </w:tbl>
           <w:p>
             <w:pPr>
-              <w:spacing w:before="0" w:after="0" w:line="24" w:lineRule="auto"/>
+              <w:spacing w:before="0" w:after="0" w:line="50" w:lineRule="exact"/>
             </w:pPr>
           </w:p>
         </w:tc>
@@ -3240,11 +3245,12 @@
     </w:tbl>
     <w:p>
       <w:pPr>
-        <w:spacing w:before="0" w:after="0" w:line="20" w:lineRule="exact"/>
+        <w:spacing w:before="0" w:after="0" w:line="50" w:lineRule="exact"/>
       </w:pPr>
     </w:p>
     <w:p>
       <w:pPr>
+        <w:pStyle w:val="Heading2"/>
         <w:keepNext/>
         <w:pBdr>
           <w:bottom w:val="single" w:sz="8" w:space="3" w:color="003A70"/>
@@ -3260,7 +3266,7 @@
           <w:b/>
           <w:color w:val="003A70"/>
           <w:spacing w:val="14"/>
-          <w:sz w:val="19"/>
+          <w:sz w:val="22"/>
           <w:szCs w:val="19"/>
         </w:rPr>
         <w:t xml:space="preserve">TEST PRACTICE</w:t>
@@ -3279,7 +3285,7 @@
           <w:rFonts w:ascii="Avenir Next" w:hAnsi="Avenir Next" w:cs="Avenir Next" w:eastAsia="Avenir Next"/>
           <w:i/>
           <w:color w:val="5A5F66"/>
-          <w:sz w:val="17"/>
+          <w:sz w:val="22"/>
           <w:szCs w:val="17"/>
         </w:rPr>
         <w:t xml:space="preserve">choose the best answer</w:t>
@@ -3287,7 +3293,7 @@
     </w:p>
     <w:p>
       <w:pPr>
-        <w:spacing w:before="0" w:after="0" w:line="20" w:lineRule="exact"/>
+        <w:spacing w:before="0" w:after="0" w:line="50" w:lineRule="exact"/>
       </w:pPr>
     </w:p>
     <w:tbl>
@@ -3337,25 +3343,25 @@
                 <w:rFonts w:ascii="Avenir Next" w:hAnsi="Avenir Next" w:cs="Avenir Next" w:eastAsia="Avenir Next"/>
                 <w:b/>
                 <w:color w:val="1A1A1A"/>
+                <w:sz w:val="22"/>
+                <w:szCs w:val="20"/>
+              </w:rPr>
+              <w:t xml:space="preserve">10.</w:t>
+            </w:r>
+            <w:r>
+              <w:rPr>
+                <w:rFonts w:ascii="Avenir Next" w:hAnsi="Avenir Next" w:cs="Avenir Next" w:eastAsia="Avenir Next"/>
+                <w:color w:val="1A1A1A"/>
                 <w:sz w:val="20"/>
                 <w:szCs w:val="20"/>
               </w:rPr>
-              <w:t xml:space="preserve">10.</w:t>
-            </w:r>
-            <w:r>
-              <w:rPr>
-                <w:rFonts w:ascii="Avenir Next" w:hAnsi="Avenir Next" w:cs="Avenir Next" w:eastAsia="Avenir Next"/>
-                <w:color w:val="1A1A1A"/>
-                <w:sz w:val="20"/>
-                <w:szCs w:val="20"/>
-              </w:rPr>
               <w:tab/>
             </w:r>
             <w:r>
               <w:rPr>
                 <w:rFonts w:ascii="Avenir Next" w:hAnsi="Avenir Next" w:cs="Avenir Next" w:eastAsia="Avenir Next"/>
                 <w:color w:val="1A1A1A"/>
-                <w:sz w:val="20"/>
+                <w:sz w:val="22"/>
                 <w:szCs w:val="20"/>
               </w:rPr>
               <w:t xml:space="preserve">“More than 30” is written —</w:t>
@@ -3411,35 +3417,35 @@
                       <w:rFonts w:ascii="Avenir Next" w:hAnsi="Avenir Next" w:cs="Avenir Next" w:eastAsia="Avenir Next"/>
                       <w:b/>
                       <w:color w:val="003A70"/>
+                      <w:sz w:val="22"/>
+                      <w:szCs w:val="19"/>
+                    </w:rPr>
+                    <w:t xml:space="preserve">A</w:t>
+                  </w:r>
+                  <w:r>
+                    <w:rPr>
+                      <w:rFonts w:ascii="Avenir Next" w:hAnsi="Avenir Next" w:cs="Avenir Next" w:eastAsia="Avenir Next"/>
+                      <w:color w:val="1A1A1A"/>
                       <w:sz w:val="19"/>
                       <w:szCs w:val="19"/>
                     </w:rPr>
-                    <w:t xml:space="preserve">A</w:t>
-                  </w:r>
-                  <w:r>
-                    <w:rPr>
-                      <w:rFonts w:ascii="Avenir Next" w:hAnsi="Avenir Next" w:cs="Avenir Next" w:eastAsia="Avenir Next"/>
-                      <w:color w:val="1A1A1A"/>
-                      <w:sz w:val="19"/>
+                    <w:tab/>
+                  </w:r>
+                  <w:r>
+                    <w:rPr>
+                      <w:rFonts w:ascii="Avenir Next" w:hAnsi="Avenir Next" w:cs="Avenir Next" w:eastAsia="Avenir Next"/>
+                      <w:i/>
+                      <w:color w:val="1A1A1A"/>
+                      <w:sz w:val="22"/>
                       <w:szCs w:val="19"/>
                     </w:rPr>
-                    <w:tab/>
-                  </w:r>
-                  <w:r>
-                    <w:rPr>
-                      <w:rFonts w:ascii="Avenir Next" w:hAnsi="Avenir Next" w:cs="Avenir Next" w:eastAsia="Avenir Next"/>
-                      <w:i/>
-                      <w:color w:val="1A1A1A"/>
-                      <w:sz w:val="19"/>
-                      <w:szCs w:val="19"/>
-                    </w:rPr>
                     <w:t xml:space="preserve">x</w:t>
                   </w:r>
                   <w:r>
                     <w:rPr>
                       <w:rFonts w:ascii="Avenir Next" w:hAnsi="Avenir Next" w:cs="Avenir Next" w:eastAsia="Avenir Next"/>
                       <w:color w:val="1A1A1A"/>
-                      <w:sz w:val="19"/>
+                      <w:sz w:val="22"/>
                       <w:szCs w:val="19"/>
                     </w:rPr>
                     <w:t xml:space="preserve"> &lt; 30</w:t>
@@ -3464,35 +3470,35 @@
                       <w:rFonts w:ascii="Avenir Next" w:hAnsi="Avenir Next" w:cs="Avenir Next" w:eastAsia="Avenir Next"/>
                       <w:b/>
                       <w:color w:val="003A70"/>
+                      <w:sz w:val="22"/>
+                      <w:szCs w:val="19"/>
+                    </w:rPr>
+                    <w:t xml:space="preserve">B</w:t>
+                  </w:r>
+                  <w:r>
+                    <w:rPr>
+                      <w:rFonts w:ascii="Avenir Next" w:hAnsi="Avenir Next" w:cs="Avenir Next" w:eastAsia="Avenir Next"/>
+                      <w:color w:val="1A1A1A"/>
                       <w:sz w:val="19"/>
                       <w:szCs w:val="19"/>
                     </w:rPr>
-                    <w:t xml:space="preserve">B</w:t>
-                  </w:r>
-                  <w:r>
-                    <w:rPr>
-                      <w:rFonts w:ascii="Avenir Next" w:hAnsi="Avenir Next" w:cs="Avenir Next" w:eastAsia="Avenir Next"/>
-                      <w:color w:val="1A1A1A"/>
-                      <w:sz w:val="19"/>
+                    <w:tab/>
+                  </w:r>
+                  <w:r>
+                    <w:rPr>
+                      <w:rFonts w:ascii="Avenir Next" w:hAnsi="Avenir Next" w:cs="Avenir Next" w:eastAsia="Avenir Next"/>
+                      <w:i/>
+                      <w:color w:val="1A1A1A"/>
+                      <w:sz w:val="22"/>
                       <w:szCs w:val="19"/>
                     </w:rPr>
-                    <w:tab/>
-                  </w:r>
-                  <w:r>
-                    <w:rPr>
-                      <w:rFonts w:ascii="Avenir Next" w:hAnsi="Avenir Next" w:cs="Avenir Next" w:eastAsia="Avenir Next"/>
-                      <w:i/>
-                      <w:color w:val="1A1A1A"/>
-                      <w:sz w:val="19"/>
-                      <w:szCs w:val="19"/>
-                    </w:rPr>
                     <w:t xml:space="preserve">x</w:t>
                   </w:r>
                   <w:r>
                     <w:rPr>
                       <w:rFonts w:ascii="Avenir Next" w:hAnsi="Avenir Next" w:cs="Avenir Next" w:eastAsia="Avenir Next"/>
                       <w:color w:val="1A1A1A"/>
-                      <w:sz w:val="19"/>
+                      <w:sz w:val="22"/>
                       <w:szCs w:val="19"/>
                     </w:rPr>
                     <w:t xml:space="preserve"> ≤ 30</w:t>
@@ -3517,35 +3523,35 @@
                       <w:rFonts w:ascii="Avenir Next" w:hAnsi="Avenir Next" w:cs="Avenir Next" w:eastAsia="Avenir Next"/>
                       <w:b/>
                       <w:color w:val="003A70"/>
+                      <w:sz w:val="22"/>
+                      <w:szCs w:val="19"/>
+                    </w:rPr>
+                    <w:t xml:space="preserve">C</w:t>
+                  </w:r>
+                  <w:r>
+                    <w:rPr>
+                      <w:rFonts w:ascii="Avenir Next" w:hAnsi="Avenir Next" w:cs="Avenir Next" w:eastAsia="Avenir Next"/>
+                      <w:color w:val="1A1A1A"/>
                       <w:sz w:val="19"/>
                       <w:szCs w:val="19"/>
                     </w:rPr>
-                    <w:t xml:space="preserve">C</w:t>
-                  </w:r>
-                  <w:r>
-                    <w:rPr>
-                      <w:rFonts w:ascii="Avenir Next" w:hAnsi="Avenir Next" w:cs="Avenir Next" w:eastAsia="Avenir Next"/>
-                      <w:color w:val="1A1A1A"/>
-                      <w:sz w:val="19"/>
+                    <w:tab/>
+                  </w:r>
+                  <w:r>
+                    <w:rPr>
+                      <w:rFonts w:ascii="Avenir Next" w:hAnsi="Avenir Next" w:cs="Avenir Next" w:eastAsia="Avenir Next"/>
+                      <w:i/>
+                      <w:color w:val="1A1A1A"/>
+                      <w:sz w:val="22"/>
                       <w:szCs w:val="19"/>
                     </w:rPr>
-                    <w:tab/>
-                  </w:r>
-                  <w:r>
-                    <w:rPr>
-                      <w:rFonts w:ascii="Avenir Next" w:hAnsi="Avenir Next" w:cs="Avenir Next" w:eastAsia="Avenir Next"/>
-                      <w:i/>
-                      <w:color w:val="1A1A1A"/>
-                      <w:sz w:val="19"/>
-                      <w:szCs w:val="19"/>
-                    </w:rPr>
                     <w:t xml:space="preserve">x</w:t>
                   </w:r>
                   <w:r>
                     <w:rPr>
                       <w:rFonts w:ascii="Avenir Next" w:hAnsi="Avenir Next" w:cs="Avenir Next" w:eastAsia="Avenir Next"/>
                       <w:color w:val="1A1A1A"/>
-                      <w:sz w:val="19"/>
+                      <w:sz w:val="22"/>
                       <w:szCs w:val="19"/>
                     </w:rPr>
                     <w:t xml:space="preserve"> ≥ 30</w:t>
@@ -3570,35 +3576,35 @@
                       <w:rFonts w:ascii="Avenir Next" w:hAnsi="Avenir Next" w:cs="Avenir Next" w:eastAsia="Avenir Next"/>
                       <w:b/>
                       <w:color w:val="003A70"/>
+                      <w:sz w:val="22"/>
+                      <w:szCs w:val="19"/>
+                    </w:rPr>
+                    <w:t xml:space="preserve">D</w:t>
+                  </w:r>
+                  <w:r>
+                    <w:rPr>
+                      <w:rFonts w:ascii="Avenir Next" w:hAnsi="Avenir Next" w:cs="Avenir Next" w:eastAsia="Avenir Next"/>
+                      <w:color w:val="1A1A1A"/>
                       <w:sz w:val="19"/>
                       <w:szCs w:val="19"/>
                     </w:rPr>
-                    <w:t xml:space="preserve">D</w:t>
-                  </w:r>
-                  <w:r>
-                    <w:rPr>
-                      <w:rFonts w:ascii="Avenir Next" w:hAnsi="Avenir Next" w:cs="Avenir Next" w:eastAsia="Avenir Next"/>
-                      <w:color w:val="1A1A1A"/>
-                      <w:sz w:val="19"/>
+                    <w:tab/>
+                  </w:r>
+                  <w:r>
+                    <w:rPr>
+                      <w:rFonts w:ascii="Avenir Next" w:hAnsi="Avenir Next" w:cs="Avenir Next" w:eastAsia="Avenir Next"/>
+                      <w:i/>
+                      <w:color w:val="1A1A1A"/>
+                      <w:sz w:val="22"/>
                       <w:szCs w:val="19"/>
                     </w:rPr>
-                    <w:tab/>
-                  </w:r>
-                  <w:r>
-                    <w:rPr>
-                      <w:rFonts w:ascii="Avenir Next" w:hAnsi="Avenir Next" w:cs="Avenir Next" w:eastAsia="Avenir Next"/>
-                      <w:i/>
-                      <w:color w:val="1A1A1A"/>
-                      <w:sz w:val="19"/>
-                      <w:szCs w:val="19"/>
-                    </w:rPr>
                     <w:t xml:space="preserve">x</w:t>
                   </w:r>
                   <w:r>
                     <w:rPr>
                       <w:rFonts w:ascii="Avenir Next" w:hAnsi="Avenir Next" w:cs="Avenir Next" w:eastAsia="Avenir Next"/>
                       <w:color w:val="1A1A1A"/>
-                      <w:sz w:val="19"/>
+                      <w:sz w:val="22"/>
                       <w:szCs w:val="19"/>
                     </w:rPr>
                     <w:t xml:space="preserve"> &gt; 30</w:t>
@@ -3609,7 +3615,7 @@
           </w:tbl>
           <w:p>
             <w:pPr>
-              <w:spacing w:before="0" w:after="0" w:line="24" w:lineRule="auto"/>
+              <w:spacing w:before="0" w:after="0" w:line="50" w:lineRule="exact"/>
             </w:pPr>
           </w:p>
         </w:tc>
@@ -3617,12 +3623,12 @@
     </w:tbl>
     <w:p>
       <w:pPr>
-        <w:spacing w:before="0" w:after="0" w:line="20" w:lineRule="exact"/>
+        <w:spacing w:before="0" w:after="0" w:line="50" w:lineRule="exact"/>
       </w:pPr>
     </w:p>
     <w:p>
       <w:pPr>
-        <w:spacing w:before="0" w:after="0" w:line="20" w:lineRule="exact"/>
+        <w:spacing w:before="0" w:after="0" w:line="50" w:lineRule="exact"/>
       </w:pPr>
     </w:p>
     <w:tbl>
@@ -3672,25 +3678,25 @@
                 <w:rFonts w:ascii="Avenir Next" w:hAnsi="Avenir Next" w:cs="Avenir Next" w:eastAsia="Avenir Next"/>
                 <w:b/>
                 <w:color w:val="1A1A1A"/>
+                <w:sz w:val="22"/>
+                <w:szCs w:val="20"/>
+              </w:rPr>
+              <w:t xml:space="preserve">11.</w:t>
+            </w:r>
+            <w:r>
+              <w:rPr>
+                <w:rFonts w:ascii="Avenir Next" w:hAnsi="Avenir Next" w:cs="Avenir Next" w:eastAsia="Avenir Next"/>
+                <w:color w:val="1A1A1A"/>
                 <w:sz w:val="20"/>
                 <w:szCs w:val="20"/>
               </w:rPr>
-              <w:t xml:space="preserve">11.</w:t>
-            </w:r>
-            <w:r>
-              <w:rPr>
-                <w:rFonts w:ascii="Avenir Next" w:hAnsi="Avenir Next" w:cs="Avenir Next" w:eastAsia="Avenir Next"/>
-                <w:color w:val="1A1A1A"/>
-                <w:sz w:val="20"/>
-                <w:szCs w:val="20"/>
-              </w:rPr>
               <w:tab/>
             </w:r>
             <w:r>
               <w:rPr>
                 <w:rFonts w:ascii="Avenir Next" w:hAnsi="Avenir Next" w:cs="Avenir Next" w:eastAsia="Avenir Next"/>
                 <w:color w:val="1A1A1A"/>
-                <w:sz w:val="20"/>
+                <w:sz w:val="22"/>
                 <w:szCs w:val="20"/>
               </w:rPr>
               <w:t xml:space="preserve">“No more than 9” is written —</w:t>
@@ -3746,35 +3752,35 @@
                       <w:rFonts w:ascii="Avenir Next" w:hAnsi="Avenir Next" w:cs="Avenir Next" w:eastAsia="Avenir Next"/>
                       <w:b/>
                       <w:color w:val="003A70"/>
+                      <w:sz w:val="22"/>
+                      <w:szCs w:val="19"/>
+                    </w:rPr>
+                    <w:t xml:space="preserve">A</w:t>
+                  </w:r>
+                  <w:r>
+                    <w:rPr>
+                      <w:rFonts w:ascii="Avenir Next" w:hAnsi="Avenir Next" w:cs="Avenir Next" w:eastAsia="Avenir Next"/>
+                      <w:color w:val="1A1A1A"/>
                       <w:sz w:val="19"/>
                       <w:szCs w:val="19"/>
                     </w:rPr>
-                    <w:t xml:space="preserve">A</w:t>
-                  </w:r>
-                  <w:r>
-                    <w:rPr>
-                      <w:rFonts w:ascii="Avenir Next" w:hAnsi="Avenir Next" w:cs="Avenir Next" w:eastAsia="Avenir Next"/>
-                      <w:color w:val="1A1A1A"/>
-                      <w:sz w:val="19"/>
+                    <w:tab/>
+                  </w:r>
+                  <w:r>
+                    <w:rPr>
+                      <w:rFonts w:ascii="Avenir Next" w:hAnsi="Avenir Next" w:cs="Avenir Next" w:eastAsia="Avenir Next"/>
+                      <w:i/>
+                      <w:color w:val="1A1A1A"/>
+                      <w:sz w:val="22"/>
                       <w:szCs w:val="19"/>
                     </w:rPr>
-                    <w:tab/>
-                  </w:r>
-                  <w:r>
-                    <w:rPr>
-                      <w:rFonts w:ascii="Avenir Next" w:hAnsi="Avenir Next" w:cs="Avenir Next" w:eastAsia="Avenir Next"/>
-                      <w:i/>
-                      <w:color w:val="1A1A1A"/>
-                      <w:sz w:val="19"/>
-                      <w:szCs w:val="19"/>
-                    </w:rPr>
                     <w:t xml:space="preserve">x</w:t>
                   </w:r>
                   <w:r>
                     <w:rPr>
                       <w:rFonts w:ascii="Avenir Next" w:hAnsi="Avenir Next" w:cs="Avenir Next" w:eastAsia="Avenir Next"/>
                       <w:color w:val="1A1A1A"/>
-                      <w:sz w:val="19"/>
+                      <w:sz w:val="22"/>
                       <w:szCs w:val="19"/>
                     </w:rPr>
                     <w:t xml:space="preserve"> ≤ 9</w:t>
@@ -3799,35 +3805,35 @@
                       <w:rFonts w:ascii="Avenir Next" w:hAnsi="Avenir Next" w:cs="Avenir Next" w:eastAsia="Avenir Next"/>
                       <w:b/>
                       <w:color w:val="003A70"/>
+                      <w:sz w:val="22"/>
+                      <w:szCs w:val="19"/>
+                    </w:rPr>
+                    <w:t xml:space="preserve">B</w:t>
+                  </w:r>
+                  <w:r>
+                    <w:rPr>
+                      <w:rFonts w:ascii="Avenir Next" w:hAnsi="Avenir Next" w:cs="Avenir Next" w:eastAsia="Avenir Next"/>
+                      <w:color w:val="1A1A1A"/>
                       <w:sz w:val="19"/>
                       <w:szCs w:val="19"/>
                     </w:rPr>
-                    <w:t xml:space="preserve">B</w:t>
-                  </w:r>
-                  <w:r>
-                    <w:rPr>
-                      <w:rFonts w:ascii="Avenir Next" w:hAnsi="Avenir Next" w:cs="Avenir Next" w:eastAsia="Avenir Next"/>
-                      <w:color w:val="1A1A1A"/>
-                      <w:sz w:val="19"/>
+                    <w:tab/>
+                  </w:r>
+                  <w:r>
+                    <w:rPr>
+                      <w:rFonts w:ascii="Avenir Next" w:hAnsi="Avenir Next" w:cs="Avenir Next" w:eastAsia="Avenir Next"/>
+                      <w:i/>
+                      <w:color w:val="1A1A1A"/>
+                      <w:sz w:val="22"/>
                       <w:szCs w:val="19"/>
                     </w:rPr>
-                    <w:tab/>
-                  </w:r>
-                  <w:r>
-                    <w:rPr>
-                      <w:rFonts w:ascii="Avenir Next" w:hAnsi="Avenir Next" w:cs="Avenir Next" w:eastAsia="Avenir Next"/>
-                      <w:i/>
-                      <w:color w:val="1A1A1A"/>
-                      <w:sz w:val="19"/>
-                      <w:szCs w:val="19"/>
-                    </w:rPr>
                     <w:t xml:space="preserve">x</w:t>
                   </w:r>
                   <w:r>
                     <w:rPr>
                       <w:rFonts w:ascii="Avenir Next" w:hAnsi="Avenir Next" w:cs="Avenir Next" w:eastAsia="Avenir Next"/>
                       <w:color w:val="1A1A1A"/>
-                      <w:sz w:val="19"/>
+                      <w:sz w:val="22"/>
                       <w:szCs w:val="19"/>
                     </w:rPr>
                     <w:t xml:space="preserve"> &lt; 9</w:t>
@@ -3852,35 +3858,35 @@
                       <w:rFonts w:ascii="Avenir Next" w:hAnsi="Avenir Next" w:cs="Avenir Next" w:eastAsia="Avenir Next"/>
                       <w:b/>
                       <w:color w:val="003A70"/>
+                      <w:sz w:val="22"/>
+                      <w:szCs w:val="19"/>
+                    </w:rPr>
+                    <w:t xml:space="preserve">C</w:t>
+                  </w:r>
+                  <w:r>
+                    <w:rPr>
+                      <w:rFonts w:ascii="Avenir Next" w:hAnsi="Avenir Next" w:cs="Avenir Next" w:eastAsia="Avenir Next"/>
+                      <w:color w:val="1A1A1A"/>
                       <w:sz w:val="19"/>
                       <w:szCs w:val="19"/>
                     </w:rPr>
-                    <w:t xml:space="preserve">C</w:t>
-                  </w:r>
-                  <w:r>
-                    <w:rPr>
-                      <w:rFonts w:ascii="Avenir Next" w:hAnsi="Avenir Next" w:cs="Avenir Next" w:eastAsia="Avenir Next"/>
-                      <w:color w:val="1A1A1A"/>
-                      <w:sz w:val="19"/>
+                    <w:tab/>
+                  </w:r>
+                  <w:r>
+                    <w:rPr>
+                      <w:rFonts w:ascii="Avenir Next" w:hAnsi="Avenir Next" w:cs="Avenir Next" w:eastAsia="Avenir Next"/>
+                      <w:i/>
+                      <w:color w:val="1A1A1A"/>
+                      <w:sz w:val="22"/>
                       <w:szCs w:val="19"/>
                     </w:rPr>
-                    <w:tab/>
-                  </w:r>
-                  <w:r>
-                    <w:rPr>
-                      <w:rFonts w:ascii="Avenir Next" w:hAnsi="Avenir Next" w:cs="Avenir Next" w:eastAsia="Avenir Next"/>
-                      <w:i/>
-                      <w:color w:val="1A1A1A"/>
-                      <w:sz w:val="19"/>
-                      <w:szCs w:val="19"/>
-                    </w:rPr>
                     <w:t xml:space="preserve">x</w:t>
                   </w:r>
                   <w:r>
                     <w:rPr>
                       <w:rFonts w:ascii="Avenir Next" w:hAnsi="Avenir Next" w:cs="Avenir Next" w:eastAsia="Avenir Next"/>
                       <w:color w:val="1A1A1A"/>
-                      <w:sz w:val="19"/>
+                      <w:sz w:val="22"/>
                       <w:szCs w:val="19"/>
                     </w:rPr>
                     <w:t xml:space="preserve"> ≥ 9</w:t>
@@ -3905,35 +3911,35 @@
                       <w:rFonts w:ascii="Avenir Next" w:hAnsi="Avenir Next" w:cs="Avenir Next" w:eastAsia="Avenir Next"/>
                       <w:b/>
                       <w:color w:val="003A70"/>
+                      <w:sz w:val="22"/>
+                      <w:szCs w:val="19"/>
+                    </w:rPr>
+                    <w:t xml:space="preserve">D</w:t>
+                  </w:r>
+                  <w:r>
+                    <w:rPr>
+                      <w:rFonts w:ascii="Avenir Next" w:hAnsi="Avenir Next" w:cs="Avenir Next" w:eastAsia="Avenir Next"/>
+                      <w:color w:val="1A1A1A"/>
                       <w:sz w:val="19"/>
                       <w:szCs w:val="19"/>
                     </w:rPr>
-                    <w:t xml:space="preserve">D</w:t>
-                  </w:r>
-                  <w:r>
-                    <w:rPr>
-                      <w:rFonts w:ascii="Avenir Next" w:hAnsi="Avenir Next" w:cs="Avenir Next" w:eastAsia="Avenir Next"/>
-                      <w:color w:val="1A1A1A"/>
-                      <w:sz w:val="19"/>
+                    <w:tab/>
+                  </w:r>
+                  <w:r>
+                    <w:rPr>
+                      <w:rFonts w:ascii="Avenir Next" w:hAnsi="Avenir Next" w:cs="Avenir Next" w:eastAsia="Avenir Next"/>
+                      <w:i/>
+                      <w:color w:val="1A1A1A"/>
+                      <w:sz w:val="22"/>
                       <w:szCs w:val="19"/>
                     </w:rPr>
-                    <w:tab/>
-                  </w:r>
-                  <w:r>
-                    <w:rPr>
-                      <w:rFonts w:ascii="Avenir Next" w:hAnsi="Avenir Next" w:cs="Avenir Next" w:eastAsia="Avenir Next"/>
-                      <w:i/>
-                      <w:color w:val="1A1A1A"/>
-                      <w:sz w:val="19"/>
-                      <w:szCs w:val="19"/>
-                    </w:rPr>
                     <w:t xml:space="preserve">x</w:t>
                   </w:r>
                   <w:r>
                     <w:rPr>
                       <w:rFonts w:ascii="Avenir Next" w:hAnsi="Avenir Next" w:cs="Avenir Next" w:eastAsia="Avenir Next"/>
                       <w:color w:val="1A1A1A"/>
-                      <w:sz w:val="19"/>
+                      <w:sz w:val="22"/>
                       <w:szCs w:val="19"/>
                     </w:rPr>
                     <w:t xml:space="preserve"> &gt; 9</w:t>
@@ -3944,7 +3950,7 @@
           </w:tbl>
           <w:p>
             <w:pPr>
-              <w:spacing w:before="0" w:after="0" w:line="24" w:lineRule="auto"/>
+              <w:spacing w:before="0" w:after="0" w:line="50" w:lineRule="exact"/>
             </w:pPr>
           </w:p>
         </w:tc>
@@ -3952,11 +3958,12 @@
     </w:tbl>
     <w:p>
       <w:pPr>
-        <w:spacing w:before="0" w:after="0" w:line="20" w:lineRule="exact"/>
+        <w:spacing w:before="0" w:after="0" w:line="50" w:lineRule="exact"/>
       </w:pPr>
     </w:p>
     <w:p>
       <w:pPr>
+        <w:pStyle w:val="Heading2"/>
         <w:keepNext/>
         <w:pBdr>
           <w:bottom w:val="single" w:sz="8" w:space="3" w:color="003A70"/>
@@ -3972,7 +3979,7 @@
           <w:b/>
           <w:color w:val="003A70"/>
           <w:spacing w:val="14"/>
-          <w:sz w:val="19"/>
+          <w:sz w:val="22"/>
           <w:szCs w:val="19"/>
         </w:rPr>
         <w:t xml:space="preserve">SELF-CHECK CODE</w:t>
@@ -3991,7 +3998,7 @@
           <w:rFonts w:ascii="Avenir Next" w:hAnsi="Avenir Next" w:cs="Avenir Next" w:eastAsia="Avenir Next"/>
           <w:i/>
           <w:color w:val="5A5F66"/>
-          <w:sz w:val="17"/>
+          <w:sz w:val="22"/>
           <w:szCs w:val="17"/>
         </w:rPr>
         <w:t xml:space="preserve">find your answer · copy its letter into that problem’s box · spell a math word</w:t>
@@ -4050,7 +4057,7 @@
                 <w:rFonts w:ascii="Avenir Next" w:hAnsi="Avenir Next" w:cs="Avenir Next" w:eastAsia="Avenir Next"/>
                 <w:b/>
                 <w:color w:val="1A1A1A"/>
-                <w:sz w:val="18"/>
+                <w:sz w:val="22"/>
                 <w:szCs w:val="18"/>
               </w:rPr>
               <w:t xml:space="preserve">t ≥ 200</w:t>
@@ -4066,7 +4073,7 @@
                 <w:rFonts w:ascii="Avenir Next" w:hAnsi="Avenir Next" w:cs="Avenir Next" w:eastAsia="Avenir Next"/>
                 <w:b/>
                 <w:color w:val="003A70"/>
-                <w:sz w:val="18"/>
+                <w:sz w:val="22"/>
                 <w:szCs w:val="18"/>
               </w:rPr>
               <w:t xml:space="preserve">L</w:t>
@@ -4089,7 +4096,7 @@
                 <w:rFonts w:ascii="Avenir Next" w:hAnsi="Avenir Next" w:cs="Avenir Next" w:eastAsia="Avenir Next"/>
                 <w:b/>
                 <w:color w:val="1A1A1A"/>
-                <w:sz w:val="18"/>
+                <w:sz w:val="22"/>
                 <w:szCs w:val="18"/>
               </w:rPr>
               <w:t xml:space="preserve">c ≥ 5</w:t>
@@ -4105,7 +4112,7 @@
                 <w:rFonts w:ascii="Avenir Next" w:hAnsi="Avenir Next" w:cs="Avenir Next" w:eastAsia="Avenir Next"/>
                 <w:b/>
                 <w:color w:val="003A70"/>
-                <w:sz w:val="18"/>
+                <w:sz w:val="22"/>
                 <w:szCs w:val="18"/>
               </w:rPr>
               <w:t xml:space="preserve">M</w:t>
@@ -4128,7 +4135,7 @@
                 <w:rFonts w:ascii="Avenir Next" w:hAnsi="Avenir Next" w:cs="Avenir Next" w:eastAsia="Avenir Next"/>
                 <w:b/>
                 <w:color w:val="1A1A1A"/>
-                <w:sz w:val="18"/>
+                <w:sz w:val="22"/>
                 <w:szCs w:val="18"/>
               </w:rPr>
               <w:t xml:space="preserve">p &lt; 15</w:t>
@@ -4144,7 +4151,7 @@
                 <w:rFonts w:ascii="Avenir Next" w:hAnsi="Avenir Next" w:cs="Avenir Next" w:eastAsia="Avenir Next"/>
                 <w:b/>
                 <w:color w:val="003A70"/>
-                <w:sz w:val="18"/>
+                <w:sz w:val="22"/>
                 <w:szCs w:val="18"/>
               </w:rPr>
               <w:t xml:space="preserve">X</w:t>
@@ -4167,7 +4174,7 @@
                 <w:rFonts w:ascii="Avenir Next" w:hAnsi="Avenir Next" w:cs="Avenir Next" w:eastAsia="Avenir Next"/>
                 <w:b/>
                 <w:color w:val="1A1A1A"/>
-                <w:sz w:val="18"/>
+                <w:sz w:val="22"/>
                 <w:szCs w:val="18"/>
               </w:rPr>
               <w:t xml:space="preserve">s ≥ 30</w:t>
@@ -4183,7 +4190,7 @@
                 <w:rFonts w:ascii="Avenir Next" w:hAnsi="Avenir Next" w:cs="Avenir Next" w:eastAsia="Avenir Next"/>
                 <w:b/>
                 <w:color w:val="003A70"/>
-                <w:sz w:val="18"/>
+                <w:sz w:val="22"/>
                 <w:szCs w:val="18"/>
               </w:rPr>
               <w:t xml:space="preserve">I</w:t>
@@ -4206,7 +4213,7 @@
                 <w:rFonts w:ascii="Avenir Next" w:hAnsi="Avenir Next" w:cs="Avenir Next" w:eastAsia="Avenir Next"/>
                 <w:b/>
                 <w:color w:val="1A1A1A"/>
-                <w:sz w:val="18"/>
+                <w:sz w:val="22"/>
                 <w:szCs w:val="18"/>
               </w:rPr>
               <w:t xml:space="preserve">g ≥ 12</w:t>
@@ -4222,7 +4229,7 @@
                 <w:rFonts w:ascii="Avenir Next" w:hAnsi="Avenir Next" w:cs="Avenir Next" w:eastAsia="Avenir Next"/>
                 <w:b/>
                 <w:color w:val="003A70"/>
-                <w:sz w:val="18"/>
+                <w:sz w:val="22"/>
                 <w:szCs w:val="18"/>
               </w:rPr>
               <w:t xml:space="preserve">Z</w:t>
@@ -4245,7 +4252,7 @@
                 <w:rFonts w:ascii="Avenir Next" w:hAnsi="Avenir Next" w:cs="Avenir Next" w:eastAsia="Avenir Next"/>
                 <w:b/>
                 <w:color w:val="1A1A1A"/>
-                <w:sz w:val="18"/>
+                <w:sz w:val="22"/>
                 <w:szCs w:val="18"/>
               </w:rPr>
               <w:t xml:space="preserve">g &gt; 12</w:t>
@@ -4261,7 +4268,7 @@
                 <w:rFonts w:ascii="Avenir Next" w:hAnsi="Avenir Next" w:cs="Avenir Next" w:eastAsia="Avenir Next"/>
                 <w:b/>
                 <w:color w:val="003A70"/>
-                <w:sz w:val="18"/>
+                <w:sz w:val="22"/>
                 <w:szCs w:val="18"/>
               </w:rPr>
               <w:t xml:space="preserve">I</w:t>
@@ -4284,7 +4291,7 @@
                 <w:rFonts w:ascii="Avenir Next" w:hAnsi="Avenir Next" w:cs="Avenir Next" w:eastAsia="Avenir Next"/>
                 <w:b/>
                 <w:color w:val="1A1A1A"/>
-                <w:sz w:val="18"/>
+                <w:sz w:val="22"/>
                 <w:szCs w:val="18"/>
               </w:rPr>
               <w:t xml:space="preserve">p ≤ 15</w:t>
@@ -4300,7 +4307,7 @@
                 <w:rFonts w:ascii="Avenir Next" w:hAnsi="Avenir Next" w:cs="Avenir Next" w:eastAsia="Avenir Next"/>
                 <w:b/>
                 <w:color w:val="003A70"/>
-                <w:sz w:val="18"/>
+                <w:sz w:val="22"/>
                 <w:szCs w:val="18"/>
               </w:rPr>
               <w:t xml:space="preserve">T</w:t>
@@ -4323,7 +4330,7 @@
                 <w:rFonts w:ascii="Avenir Next" w:hAnsi="Avenir Next" w:cs="Avenir Next" w:eastAsia="Avenir Next"/>
                 <w:b/>
                 <w:color w:val="1A1A1A"/>
-                <w:sz w:val="18"/>
+                <w:sz w:val="22"/>
                 <w:szCs w:val="18"/>
               </w:rPr>
               <w:t xml:space="preserve">h ≥ 44</w:t>
@@ -4339,7 +4346,7 @@
                 <w:rFonts w:ascii="Avenir Next" w:hAnsi="Avenir Next" w:cs="Avenir Next" w:eastAsia="Avenir Next"/>
                 <w:b/>
                 <w:color w:val="003A70"/>
-                <w:sz w:val="18"/>
+                <w:sz w:val="22"/>
                 <w:szCs w:val="18"/>
               </w:rPr>
               <w:t xml:space="preserve">S</w:t>
@@ -4362,7 +4369,7 @@
                 <w:rFonts w:ascii="Avenir Next" w:hAnsi="Avenir Next" w:cs="Avenir Next" w:eastAsia="Avenir Next"/>
                 <w:b/>
                 <w:color w:val="1A1A1A"/>
-                <w:sz w:val="18"/>
+                <w:sz w:val="22"/>
                 <w:szCs w:val="18"/>
               </w:rPr>
               <w:t xml:space="preserve">c &gt; 5</w:t>
@@ -4378,7 +4385,7 @@
                 <w:rFonts w:ascii="Avenir Next" w:hAnsi="Avenir Next" w:cs="Avenir Next" w:eastAsia="Avenir Next"/>
                 <w:b/>
                 <w:color w:val="003A70"/>
-                <w:sz w:val="18"/>
+                <w:sz w:val="22"/>
                 <w:szCs w:val="18"/>
               </w:rPr>
               <w:t xml:space="preserve">J</w:t>
@@ -4401,7 +4408,7 @@
                 <w:rFonts w:ascii="Avenir Next" w:hAnsi="Avenir Next" w:cs="Avenir Next" w:eastAsia="Avenir Next"/>
                 <w:b/>
                 <w:color w:val="1A1A1A"/>
-                <w:sz w:val="18"/>
+                <w:sz w:val="22"/>
                 <w:szCs w:val="18"/>
               </w:rPr>
               <w:t xml:space="preserve">t &gt; 200</w:t>
@@ -4417,7 +4424,7 @@
                 <w:rFonts w:ascii="Avenir Next" w:hAnsi="Avenir Next" w:cs="Avenir Next" w:eastAsia="Avenir Next"/>
                 <w:b/>
                 <w:color w:val="003A70"/>
-                <w:sz w:val="18"/>
+                <w:sz w:val="22"/>
                 <w:szCs w:val="18"/>
               </w:rPr>
               <w:t xml:space="preserve">Q</w:t>
@@ -4428,7 +4435,7 @@
     </w:tbl>
     <w:p>
       <w:pPr>
-        <w:spacing w:before="0" w:after="0" w:line="60" w:lineRule="auto"/>
+        <w:spacing w:before="0" w:after="0" w:line="50" w:lineRule="exact"/>
       </w:pPr>
     </w:p>
     <w:tbl>
@@ -4595,7 +4602,7 @@
     </w:tbl>
     <w:p>
       <w:pPr>
-        <w:spacing w:before="0" w:after="0" w:line="40" w:lineRule="auto"/>
+        <w:spacing w:before="0" w:after="0" w:line="50" w:lineRule="exact"/>
       </w:pPr>
     </w:p>
     <w:tbl>
@@ -4637,6 +4644,7 @@
           </w:tcPr>
           <w:p>
             <w:pPr>
+              <w:pStyle w:val="Heading2"/>
               <w:spacing w:before="0" w:after="0" w:line="240" w:lineRule="auto"/>
             </w:pPr>
             <w:r>
@@ -4674,7 +4682,7 @@
               <w:rPr>
                 <w:rFonts w:ascii="Avenir Next" w:hAnsi="Avenir Next" w:cs="Avenir Next" w:eastAsia="Avenir Next"/>
                 <w:color w:val="1A1A1A"/>
-                <w:sz w:val="17"/>
+                <w:sz w:val="22"/>
                 <w:szCs w:val="17"/>
               </w:rPr>
               <w:t xml:space="preserve">  I can do this on my own</w:t>
@@ -4703,7 +4711,7 @@
               <w:rPr>
                 <w:rFonts w:ascii="Avenir Next" w:hAnsi="Avenir Next" w:cs="Avenir Next" w:eastAsia="Avenir Next"/>
                 <w:color w:val="1A1A1A"/>
-                <w:sz w:val="17"/>
+                <w:sz w:val="22"/>
                 <w:szCs w:val="17"/>
               </w:rPr>
               <w:t xml:space="preserve">  I need a little help</w:t>
@@ -4732,7 +4740,7 @@
               <w:rPr>
                 <w:rFonts w:ascii="Avenir Next" w:hAnsi="Avenir Next" w:cs="Avenir Next" w:eastAsia="Avenir Next"/>
                 <w:color w:val="1A1A1A"/>
-                <w:sz w:val="17"/>
+                <w:sz w:val="22"/>
                 <w:szCs w:val="17"/>
               </w:rPr>
               <w:t xml:space="preserve">  I have a question about #</w:t>
@@ -4753,7 +4761,7 @@
     </w:tbl>
     <w:p>
       <w:pPr>
-        <w:spacing w:before="0" w:after="0" w:line="20" w:lineRule="exact"/>
+        <w:spacing w:before="0" w:after="0" w:line="50" w:lineRule="exact"/>
       </w:pPr>
     </w:p>
     <w:sectPr>
@@ -4839,7 +4847,106 @@
               <w:sz w:val="15"/>
               <w:szCs w:val="15"/>
             </w:rPr>
-            <w:t xml:space="preserve">Lesson 8-4  ·  Session 1  ·  Practice Form B</w:t>
+            <w:t xml:space="preserve">8-4 · Page </w:t>
+          </w:r>
+          <w:r>
+            <w:rPr>
+              <w:rFonts w:ascii="Avenir Next" w:hAnsi="Avenir Next" w:cs="Avenir Next" w:eastAsia="Avenir Next"/>
+              <w:color w:val="5A5F66"/>
+              <w:sz w:val="15"/>
+              <w:szCs w:val="15"/>
+            </w:rPr>
+            <w:fldChar w:fldCharType="begin"/>
+          </w:r>
+          <w:r>
+            <w:rPr>
+              <w:rFonts w:ascii="Avenir Next" w:hAnsi="Avenir Next" w:cs="Avenir Next" w:eastAsia="Avenir Next"/>
+              <w:color w:val="5A5F66"/>
+              <w:sz w:val="15"/>
+              <w:szCs w:val="15"/>
+            </w:rPr>
+            <w:instrText xml:space="preserve"> PAGE </w:instrText>
+          </w:r>
+          <w:r>
+            <w:rPr>
+              <w:rFonts w:ascii="Avenir Next" w:hAnsi="Avenir Next" w:cs="Avenir Next" w:eastAsia="Avenir Next"/>
+              <w:color w:val="5A5F66"/>
+              <w:sz w:val="15"/>
+              <w:szCs w:val="15"/>
+            </w:rPr>
+            <w:fldChar w:fldCharType="separate"/>
+          </w:r>
+          <w:r>
+            <w:rPr>
+              <w:rFonts w:ascii="Avenir Next" w:hAnsi="Avenir Next" w:cs="Avenir Next" w:eastAsia="Avenir Next"/>
+              <w:color w:val="5A5F66"/>
+              <w:sz w:val="15"/>
+              <w:szCs w:val="15"/>
+            </w:rPr>
+            <w:t xml:space="preserve">1</w:t>
+          </w:r>
+          <w:r>
+            <w:rPr>
+              <w:rFonts w:ascii="Avenir Next" w:hAnsi="Avenir Next" w:cs="Avenir Next" w:eastAsia="Avenir Next"/>
+              <w:color w:val="5A5F66"/>
+              <w:sz w:val="15"/>
+              <w:szCs w:val="15"/>
+            </w:rPr>
+            <w:fldChar w:fldCharType="end"/>
+          </w:r>
+          <w:r>
+            <w:rPr>
+              <w:rFonts w:ascii="Avenir Next" w:hAnsi="Avenir Next" w:cs="Avenir Next" w:eastAsia="Avenir Next"/>
+              <w:color w:val="5A5F66"/>
+              <w:sz w:val="15"/>
+              <w:szCs w:val="15"/>
+            </w:rPr>
+            <w:t xml:space="preserve"> of </w:t>
+          </w:r>
+          <w:r>
+            <w:rPr>
+              <w:rFonts w:ascii="Avenir Next" w:hAnsi="Avenir Next" w:cs="Avenir Next" w:eastAsia="Avenir Next"/>
+              <w:color w:val="5A5F66"/>
+              <w:sz w:val="15"/>
+              <w:szCs w:val="15"/>
+            </w:rPr>
+            <w:fldChar w:fldCharType="begin"/>
+          </w:r>
+          <w:r>
+            <w:rPr>
+              <w:rFonts w:ascii="Avenir Next" w:hAnsi="Avenir Next" w:cs="Avenir Next" w:eastAsia="Avenir Next"/>
+              <w:color w:val="5A5F66"/>
+              <w:sz w:val="15"/>
+              <w:szCs w:val="15"/>
+            </w:rPr>
+            <w:instrText xml:space="preserve"> NUMPAGES </w:instrText>
+          </w:r>
+          <w:r>
+            <w:rPr>
+              <w:rFonts w:ascii="Avenir Next" w:hAnsi="Avenir Next" w:cs="Avenir Next" w:eastAsia="Avenir Next"/>
+              <w:color w:val="5A5F66"/>
+              <w:sz w:val="15"/>
+              <w:szCs w:val="15"/>
+            </w:rPr>
+            <w:fldChar w:fldCharType="separate"/>
+          </w:r>
+          <w:r>
+            <w:rPr>
+              <w:rFonts w:ascii="Avenir Next" w:hAnsi="Avenir Next" w:cs="Avenir Next" w:eastAsia="Avenir Next"/>
+              <w:color w:val="5A5F66"/>
+              <w:sz w:val="15"/>
+              <w:szCs w:val="15"/>
+            </w:rPr>
+            <w:t xml:space="preserve">1</w:t>
+          </w:r>
+          <w:r>
+            <w:rPr>
+              <w:rFonts w:ascii="Avenir Next" w:hAnsi="Avenir Next" w:cs="Avenir Next" w:eastAsia="Avenir Next"/>
+              <w:color w:val="5A5F66"/>
+              <w:sz w:val="15"/>
+              <w:szCs w:val="15"/>
+            </w:rPr>
+            <w:fldChar w:fldCharType="end"/>
           </w:r>
         </w:p>
       </w:tc>
@@ -4882,5 +4989,23 @@
       </w:tblCellMar>
     </w:tblPr>
   </w:style>
+  <w:style w:type="paragraph" w:styleId="Heading1">
+    <w:name w:val="heading 1"/>
+    <w:basedOn w:val="Normal"/>
+    <w:pPr>
+      <w:outlineLvl w:val="0"/>
+      <w:keepNext w:val="0"/>
+      <w:keepLines w:val="0"/>
+    </w:pPr>
+  </w:style>
+  <w:style w:type="paragraph" w:styleId="Heading2">
+    <w:name w:val="heading 2"/>
+    <w:basedOn w:val="Normal"/>
+    <w:pPr>
+      <w:outlineLvl w:val="1"/>
+      <w:keepNext w:val="0"/>
+      <w:keepLines w:val="0"/>
+    </w:pPr>
+  </w:style>
 </w:styles>
 </file>